--- a/cpt209 Computer Systems Management/sConboyPcPurchaseProject.docx
+++ b/cpt209 Computer Systems Management/sConboyPcPurchaseProject.docx
@@ -6,7 +6,6 @@
       <w:pPr>
         <w:pStyle w:val="Heading1"/>
         <w:spacing w:before="0" w:after="120" w:line="240" w:lineRule="auto"/>
-        <w:jc w:val="center"/>
         <w:rPr>
           <w:rFonts w:asciiTheme="minorHAnsi" w:hAnsiTheme="minorHAnsi"/>
           <w:b/>
@@ -16,6 +15,9 @@
           <w:szCs w:val="28"/>
         </w:rPr>
       </w:pPr>
+      <w:bookmarkStart w:id="0" w:name="_Toc230161924"/>
+      <w:bookmarkStart w:id="1" w:name="_Toc230162018"/>
+      <w:bookmarkStart w:id="2" w:name="_Toc230163237"/>
       <w:r>
         <w:rPr>
           <w:rFonts w:asciiTheme="minorHAnsi" w:hAnsiTheme="minorHAnsi"/>
@@ -25,14 +27,16 @@
           <w:sz w:val="28"/>
           <w:szCs w:val="28"/>
         </w:rPr>
-        <w:t>CPT-209</w:t>
-      </w:r>
+        <w:t>Shawn Conboy</w:t>
+      </w:r>
+      <w:bookmarkEnd w:id="0"/>
+      <w:bookmarkEnd w:id="1"/>
+      <w:bookmarkEnd w:id="2"/>
     </w:p>
     <w:p>
       <w:pPr>
         <w:pStyle w:val="Heading1"/>
         <w:spacing w:before="0" w:after="120" w:line="240" w:lineRule="auto"/>
-        <w:jc w:val="center"/>
         <w:rPr>
           <w:rFonts w:asciiTheme="minorHAnsi" w:hAnsiTheme="minorHAnsi"/>
           <w:b/>
@@ -42,6 +46,9 @@
           <w:szCs w:val="28"/>
         </w:rPr>
       </w:pPr>
+      <w:bookmarkStart w:id="3" w:name="_Toc230161925"/>
+      <w:bookmarkStart w:id="4" w:name="_Toc230162019"/>
+      <w:bookmarkStart w:id="5" w:name="_Toc230163238"/>
       <w:r>
         <w:rPr>
           <w:rFonts w:asciiTheme="minorHAnsi" w:hAnsiTheme="minorHAnsi"/>
@@ -51,31 +58,651 @@
           <w:sz w:val="28"/>
           <w:szCs w:val="28"/>
         </w:rPr>
+        <w:t>CPT-209</w:t>
+      </w:r>
+      <w:bookmarkEnd w:id="3"/>
+      <w:bookmarkEnd w:id="4"/>
+      <w:bookmarkEnd w:id="5"/>
+    </w:p>
+    <w:p>
+      <w:pPr>
+        <w:pStyle w:val="Heading1"/>
+        <w:spacing w:before="0" w:after="120" w:line="240" w:lineRule="auto"/>
+        <w:rPr>
+          <w:rFonts w:asciiTheme="minorHAnsi" w:hAnsiTheme="minorHAnsi"/>
+          <w:b/>
+          <w:bCs/>
+          <w:color w:val="auto"/>
+          <w:sz w:val="28"/>
+          <w:szCs w:val="28"/>
+        </w:rPr>
+      </w:pPr>
+      <w:bookmarkStart w:id="6" w:name="_Toc230161926"/>
+      <w:bookmarkStart w:id="7" w:name="_Toc230162020"/>
+      <w:bookmarkStart w:id="8" w:name="_Toc230163239"/>
+      <w:r>
+        <w:rPr>
+          <w:rFonts w:asciiTheme="minorHAnsi" w:hAnsiTheme="minorHAnsi"/>
+          <w:b/>
+          <w:bCs/>
+          <w:color w:val="auto"/>
+          <w:sz w:val="28"/>
+          <w:szCs w:val="28"/>
+        </w:rPr>
         <w:t>PC Purchase Project</w:t>
       </w:r>
-    </w:p>
-    <w:p>
-      <w:pPr>
-        <w:rPr>
-          <w:b/>
-          <w:bCs/>
-        </w:rPr>
-      </w:pPr>
-    </w:p>
-    <w:p>
-      <w:pPr>
-        <w:rPr>
-          <w:b/>
-          <w:bCs/>
-        </w:rPr>
-      </w:pPr>
-      <w:r>
-        <w:rPr>
-          <w:b/>
-          <w:bCs/>
-        </w:rPr>
-        <w:t>Job</w:t>
-      </w:r>
+      <w:bookmarkEnd w:id="6"/>
+      <w:bookmarkEnd w:id="7"/>
+      <w:bookmarkEnd w:id="8"/>
+    </w:p>
+    <w:p>
+      <w:pPr>
+        <w:rPr>
+          <w:b/>
+          <w:bCs/>
+        </w:rPr>
+      </w:pPr>
+    </w:p>
+    <w:p>
+      <w:pPr>
+        <w:rPr>
+          <w:b/>
+          <w:bCs/>
+        </w:rPr>
+      </w:pPr>
+    </w:p>
+    <w:p>
+      <w:pPr>
+        <w:rPr>
+          <w:b/>
+          <w:bCs/>
+        </w:rPr>
+      </w:pPr>
+      <w:r>
+        <w:rPr>
+          <w:b/>
+          <w:bCs/>
+        </w:rPr>
+        <w:br w:type="page"/>
+      </w:r>
+    </w:p>
+    <w:p>
+      <w:pPr>
+        <w:rPr>
+          <w:b/>
+          <w:bCs/>
+        </w:rPr>
+      </w:pPr>
+    </w:p>
+    <w:p>
+      <w:pPr>
+        <w:rPr>
+          <w:b/>
+          <w:bCs/>
+        </w:rPr>
+      </w:pPr>
+    </w:p>
+    <w:p>
+      <w:pPr>
+        <w:jc w:val="center"/>
+        <w:rPr>
+          <w:b/>
+          <w:bCs/>
+        </w:rPr>
+      </w:pPr>
+      <w:r>
+        <w:rPr>
+          <w:b/>
+          <w:bCs/>
+        </w:rPr>
+        <w:t>Table Of Contents</w:t>
+      </w:r>
+    </w:p>
+    <w:p>
+      <w:pPr>
+        <w:pBdr>
+          <w:bottom w:val="single" w:sz="6" w:space="1" w:color="auto"/>
+        </w:pBdr>
+        <w:rPr>
+          <w:b/>
+          <w:bCs/>
+        </w:rPr>
+      </w:pPr>
+      <w:r>
+        <w:rPr>
+          <w:b/>
+          <w:bCs/>
+        </w:rPr>
+        <w:t>Section</w:t>
+      </w:r>
+      <w:r>
+        <w:rPr>
+          <w:b/>
+          <w:bCs/>
+        </w:rPr>
+        <w:tab/>
+      </w:r>
+      <w:r>
+        <w:rPr>
+          <w:b/>
+          <w:bCs/>
+        </w:rPr>
+        <w:tab/>
+      </w:r>
+      <w:r>
+        <w:rPr>
+          <w:b/>
+          <w:bCs/>
+        </w:rPr>
+        <w:tab/>
+      </w:r>
+      <w:r>
+        <w:rPr>
+          <w:b/>
+          <w:bCs/>
+        </w:rPr>
+        <w:tab/>
+      </w:r>
+      <w:r>
+        <w:rPr>
+          <w:b/>
+          <w:bCs/>
+        </w:rPr>
+        <w:tab/>
+      </w:r>
+      <w:r>
+        <w:rPr>
+          <w:b/>
+          <w:bCs/>
+        </w:rPr>
+        <w:tab/>
+      </w:r>
+      <w:r>
+        <w:rPr>
+          <w:b/>
+          <w:bCs/>
+        </w:rPr>
+        <w:tab/>
+      </w:r>
+      <w:r>
+        <w:rPr>
+          <w:b/>
+          <w:bCs/>
+        </w:rPr>
+        <w:tab/>
+      </w:r>
+      <w:r>
+        <w:rPr>
+          <w:b/>
+          <w:bCs/>
+        </w:rPr>
+        <w:tab/>
+        <w:t xml:space="preserve">             </w:t>
+      </w:r>
+      <w:r>
+        <w:rPr>
+          <w:b/>
+          <w:bCs/>
+        </w:rPr>
+        <w:t>Page Number</w:t>
+      </w:r>
+    </w:p>
+    <w:bookmarkStart w:id="9" w:name="_Toc230162021" w:displacedByCustomXml="next"/>
+    <w:sdt>
+      <w:sdtPr>
+        <w:id w:val="1674606632"/>
+        <w:docPartObj>
+          <w:docPartGallery w:val="Table of Contents"/>
+          <w:docPartUnique/>
+        </w:docPartObj>
+      </w:sdtPr>
+      <w:sdtEndPr>
+        <w:rPr>
+          <w:rFonts w:asciiTheme="minorHAnsi" w:eastAsiaTheme="minorHAnsi" w:hAnsiTheme="minorHAnsi" w:cstheme="minorBidi"/>
+          <w:noProof/>
+          <w:color w:val="auto"/>
+          <w:kern w:val="2"/>
+          <w:sz w:val="24"/>
+          <w:szCs w:val="24"/>
+          <w14:ligatures w14:val="standardContextual"/>
+        </w:rPr>
+      </w:sdtEndPr>
+      <w:sdtContent>
+        <w:p>
+          <w:pPr>
+            <w:pStyle w:val="TOCHeading"/>
+          </w:pPr>
+        </w:p>
+        <w:p>
+          <w:pPr>
+            <w:pStyle w:val="TOC1"/>
+            <w:tabs>
+              <w:tab w:val="right" w:pos="9350"/>
+            </w:tabs>
+            <w:rPr>
+              <w:rFonts w:eastAsiaTheme="minorEastAsia"/>
+              <w:b w:val="0"/>
+              <w:bCs w:val="0"/>
+              <w:caps w:val="0"/>
+              <w:noProof/>
+              <w:sz w:val="24"/>
+              <w:szCs w:val="24"/>
+            </w:rPr>
+          </w:pPr>
+          <w:r>
+            <w:rPr>
+              <w:b w:val="0"/>
+              <w:bCs w:val="0"/>
+            </w:rPr>
+            <w:fldChar w:fldCharType="begin"/>
+          </w:r>
+          <w:r>
+            <w:instrText xml:space="preserve"> TOC \o "1-3" \h \z \u </w:instrText>
+          </w:r>
+          <w:r>
+            <w:rPr>
+              <w:b w:val="0"/>
+              <w:bCs w:val="0"/>
+            </w:rPr>
+            <w:fldChar w:fldCharType="separate"/>
+          </w:r>
+          <w:hyperlink w:anchor="_Toc230163240" w:history="1">
+            <w:r>
+              <w:rPr>
+                <w:rStyle w:val="Hyperlink"/>
+                <w:noProof/>
+              </w:rPr>
+              <w:t>Job Description</w:t>
+            </w:r>
+            <w:r>
+              <w:rPr>
+                <w:noProof/>
+                <w:webHidden/>
+              </w:rPr>
+              <w:tab/>
+            </w:r>
+            <w:r>
+              <w:rPr>
+                <w:noProof/>
+                <w:webHidden/>
+              </w:rPr>
+              <w:fldChar w:fldCharType="begin"/>
+            </w:r>
+            <w:r>
+              <w:rPr>
+                <w:noProof/>
+                <w:webHidden/>
+              </w:rPr>
+              <w:instrText xml:space="preserve"> PAGEREF _Toc230163240 \h </w:instrText>
+            </w:r>
+            <w:r>
+              <w:rPr>
+                <w:noProof/>
+                <w:webHidden/>
+              </w:rPr>
+            </w:r>
+            <w:r>
+              <w:rPr>
+                <w:noProof/>
+                <w:webHidden/>
+              </w:rPr>
+              <w:fldChar w:fldCharType="separate"/>
+            </w:r>
+            <w:r>
+              <w:rPr>
+                <w:noProof/>
+                <w:webHidden/>
+              </w:rPr>
+              <w:t>3</w:t>
+            </w:r>
+            <w:r>
+              <w:rPr>
+                <w:noProof/>
+                <w:webHidden/>
+              </w:rPr>
+              <w:fldChar w:fldCharType="end"/>
+            </w:r>
+          </w:hyperlink>
+        </w:p>
+        <w:p>
+          <w:pPr>
+            <w:pStyle w:val="TOC1"/>
+            <w:tabs>
+              <w:tab w:val="right" w:pos="9350"/>
+            </w:tabs>
+            <w:rPr>
+              <w:rFonts w:eastAsiaTheme="minorEastAsia"/>
+              <w:b w:val="0"/>
+              <w:bCs w:val="0"/>
+              <w:caps w:val="0"/>
+              <w:noProof/>
+              <w:sz w:val="24"/>
+              <w:szCs w:val="24"/>
+            </w:rPr>
+          </w:pPr>
+          <w:hyperlink w:anchor="_Toc230163241" w:history="1">
+            <w:r>
+              <w:rPr>
+                <w:rStyle w:val="Hyperlink"/>
+                <w:noProof/>
+              </w:rPr>
+              <w:t>Suggested PC Components</w:t>
+            </w:r>
+            <w:r>
+              <w:rPr>
+                <w:noProof/>
+                <w:webHidden/>
+              </w:rPr>
+              <w:tab/>
+            </w:r>
+            <w:r>
+              <w:rPr>
+                <w:noProof/>
+                <w:webHidden/>
+              </w:rPr>
+              <w:fldChar w:fldCharType="begin"/>
+            </w:r>
+            <w:r>
+              <w:rPr>
+                <w:noProof/>
+                <w:webHidden/>
+              </w:rPr>
+              <w:instrText xml:space="preserve"> PAGEREF _Toc230163241 \h </w:instrText>
+            </w:r>
+            <w:r>
+              <w:rPr>
+                <w:noProof/>
+                <w:webHidden/>
+              </w:rPr>
+            </w:r>
+            <w:r>
+              <w:rPr>
+                <w:noProof/>
+                <w:webHidden/>
+              </w:rPr>
+              <w:fldChar w:fldCharType="separate"/>
+            </w:r>
+            <w:r>
+              <w:rPr>
+                <w:noProof/>
+                <w:webHidden/>
+              </w:rPr>
+              <w:t>4</w:t>
+            </w:r>
+            <w:r>
+              <w:rPr>
+                <w:noProof/>
+                <w:webHidden/>
+              </w:rPr>
+              <w:fldChar w:fldCharType="end"/>
+            </w:r>
+          </w:hyperlink>
+        </w:p>
+        <w:p>
+          <w:pPr>
+            <w:pStyle w:val="TOC1"/>
+            <w:tabs>
+              <w:tab w:val="right" w:pos="9350"/>
+            </w:tabs>
+            <w:rPr>
+              <w:rFonts w:eastAsiaTheme="minorEastAsia"/>
+              <w:b w:val="0"/>
+              <w:bCs w:val="0"/>
+              <w:caps w:val="0"/>
+              <w:noProof/>
+              <w:sz w:val="24"/>
+              <w:szCs w:val="24"/>
+            </w:rPr>
+          </w:pPr>
+          <w:hyperlink w:anchor="_Toc230163242" w:history="1">
+            <w:r>
+              <w:rPr>
+                <w:rStyle w:val="Hyperlink"/>
+                <w:noProof/>
+              </w:rPr>
+              <w:t>Component Selection Chart</w:t>
+            </w:r>
+            <w:r>
+              <w:rPr>
+                <w:noProof/>
+                <w:webHidden/>
+              </w:rPr>
+              <w:tab/>
+            </w:r>
+            <w:r>
+              <w:rPr>
+                <w:noProof/>
+                <w:webHidden/>
+              </w:rPr>
+              <w:fldChar w:fldCharType="begin"/>
+            </w:r>
+            <w:r>
+              <w:rPr>
+                <w:noProof/>
+                <w:webHidden/>
+              </w:rPr>
+              <w:instrText xml:space="preserve"> PAGEREF _Toc230163242 \h </w:instrText>
+            </w:r>
+            <w:r>
+              <w:rPr>
+                <w:noProof/>
+                <w:webHidden/>
+              </w:rPr>
+            </w:r>
+            <w:r>
+              <w:rPr>
+                <w:noProof/>
+                <w:webHidden/>
+              </w:rPr>
+              <w:fldChar w:fldCharType="separate"/>
+            </w:r>
+            <w:r>
+              <w:rPr>
+                <w:noProof/>
+                <w:webHidden/>
+              </w:rPr>
+              <w:t>6</w:t>
+            </w:r>
+            <w:r>
+              <w:rPr>
+                <w:noProof/>
+                <w:webHidden/>
+              </w:rPr>
+              <w:fldChar w:fldCharType="end"/>
+            </w:r>
+          </w:hyperlink>
+        </w:p>
+        <w:p>
+          <w:pPr>
+            <w:pStyle w:val="TOC1"/>
+            <w:tabs>
+              <w:tab w:val="right" w:pos="9350"/>
+            </w:tabs>
+            <w:rPr>
+              <w:rFonts w:eastAsiaTheme="minorEastAsia"/>
+              <w:b w:val="0"/>
+              <w:bCs w:val="0"/>
+              <w:caps w:val="0"/>
+              <w:noProof/>
+              <w:sz w:val="24"/>
+              <w:szCs w:val="24"/>
+            </w:rPr>
+          </w:pPr>
+          <w:hyperlink w:anchor="_Toc230163243" w:history="1">
+            <w:r>
+              <w:rPr>
+                <w:rStyle w:val="Hyperlink"/>
+                <w:noProof/>
+              </w:rPr>
+              <w:t>Parts List</w:t>
+            </w:r>
+            <w:r>
+              <w:rPr>
+                <w:noProof/>
+                <w:webHidden/>
+              </w:rPr>
+              <w:tab/>
+            </w:r>
+            <w:r>
+              <w:rPr>
+                <w:noProof/>
+                <w:webHidden/>
+              </w:rPr>
+              <w:fldChar w:fldCharType="begin"/>
+            </w:r>
+            <w:r>
+              <w:rPr>
+                <w:noProof/>
+                <w:webHidden/>
+              </w:rPr>
+              <w:instrText xml:space="preserve"> PAGEREF _Toc230163243 \h </w:instrText>
+            </w:r>
+            <w:r>
+              <w:rPr>
+                <w:noProof/>
+                <w:webHidden/>
+              </w:rPr>
+            </w:r>
+            <w:r>
+              <w:rPr>
+                <w:noProof/>
+                <w:webHidden/>
+              </w:rPr>
+              <w:fldChar w:fldCharType="separate"/>
+            </w:r>
+            <w:r>
+              <w:rPr>
+                <w:noProof/>
+                <w:webHidden/>
+              </w:rPr>
+              <w:t>7</w:t>
+            </w:r>
+            <w:r>
+              <w:rPr>
+                <w:noProof/>
+                <w:webHidden/>
+              </w:rPr>
+              <w:fldChar w:fldCharType="end"/>
+            </w:r>
+          </w:hyperlink>
+        </w:p>
+        <w:p>
+          <w:pPr>
+            <w:pStyle w:val="TOC1"/>
+            <w:tabs>
+              <w:tab w:val="right" w:pos="9350"/>
+            </w:tabs>
+            <w:rPr>
+              <w:rFonts w:eastAsiaTheme="minorEastAsia"/>
+              <w:b w:val="0"/>
+              <w:bCs w:val="0"/>
+              <w:caps w:val="0"/>
+              <w:noProof/>
+              <w:sz w:val="24"/>
+              <w:szCs w:val="24"/>
+            </w:rPr>
+          </w:pPr>
+          <w:hyperlink w:anchor="_Toc230163244" w:history="1">
+            <w:r>
+              <w:rPr>
+                <w:rStyle w:val="Hyperlink"/>
+                <w:noProof/>
+              </w:rPr>
+              <w:t>Reasoning For Part Selections</w:t>
+            </w:r>
+            <w:r>
+              <w:rPr>
+                <w:noProof/>
+                <w:webHidden/>
+              </w:rPr>
+              <w:tab/>
+            </w:r>
+            <w:r>
+              <w:rPr>
+                <w:noProof/>
+                <w:webHidden/>
+              </w:rPr>
+              <w:fldChar w:fldCharType="begin"/>
+            </w:r>
+            <w:r>
+              <w:rPr>
+                <w:noProof/>
+                <w:webHidden/>
+              </w:rPr>
+              <w:instrText xml:space="preserve"> PAGEREF _Toc230163244 \h </w:instrText>
+            </w:r>
+            <w:r>
+              <w:rPr>
+                <w:noProof/>
+                <w:webHidden/>
+              </w:rPr>
+            </w:r>
+            <w:r>
+              <w:rPr>
+                <w:noProof/>
+                <w:webHidden/>
+              </w:rPr>
+              <w:fldChar w:fldCharType="separate"/>
+            </w:r>
+            <w:r>
+              <w:rPr>
+                <w:noProof/>
+                <w:webHidden/>
+              </w:rPr>
+              <w:t>8</w:t>
+            </w:r>
+            <w:r>
+              <w:rPr>
+                <w:noProof/>
+                <w:webHidden/>
+              </w:rPr>
+              <w:fldChar w:fldCharType="end"/>
+            </w:r>
+          </w:hyperlink>
+        </w:p>
+        <w:p>
+          <w:r>
+            <w:rPr>
+              <w:b/>
+              <w:bCs/>
+              <w:noProof/>
+            </w:rPr>
+            <w:fldChar w:fldCharType="end"/>
+          </w:r>
+        </w:p>
+      </w:sdtContent>
+    </w:sdt>
+    <w:p/>
+    <w:p>
+      <w:pPr>
+        <w:pStyle w:val="Heading1"/>
+      </w:pPr>
+    </w:p>
+    <w:p>
+      <w:pPr>
+        <w:rPr>
+          <w:rFonts w:asciiTheme="majorHAnsi" w:eastAsiaTheme="majorEastAsia" w:hAnsiTheme="majorHAnsi" w:cstheme="majorBidi"/>
+          <w:color w:val="0F4761" w:themeColor="accent1" w:themeShade="BF"/>
+          <w:sz w:val="40"/>
+          <w:szCs w:val="40"/>
+        </w:rPr>
+      </w:pPr>
+      <w:r>
+        <w:br w:type="page"/>
+      </w:r>
+    </w:p>
+    <w:p>
+      <w:pPr>
+        <w:pStyle w:val="Heading1"/>
+        <w:jc w:val="center"/>
+      </w:pPr>
+      <w:bookmarkStart w:id="10" w:name="_Toc230163240"/>
+      <w:r>
+        <w:lastRenderedPageBreak/>
+        <w:t>Job Description</w:t>
+      </w:r>
+      <w:bookmarkEnd w:id="9"/>
+      <w:bookmarkEnd w:id="10"/>
     </w:p>
     <w:p>
       <w:pPr>
@@ -276,36 +903,69 @@
           <w:bCs/>
         </w:rPr>
       </w:pPr>
-      <w:r>
-        <w:rPr>
-          <w:b/>
-          <w:bCs/>
-        </w:rPr>
-        <w:t>https://www.indeed.com/jobs?q=software+developer&amp;l=Atlanta%2C+GA&amp;radius=50&amp;from=searchOnDesktopSerp%2Cwhereautocomplete&amp;vjk=662f2287dd40e7f9</w:t>
-      </w:r>
-    </w:p>
-    <w:p>
-      <w:pPr>
-        <w:rPr>
-          <w:b/>
-          <w:bCs/>
-        </w:rPr>
-      </w:pPr>
-    </w:p>
-    <w:p>
-      <w:pPr>
-        <w:rPr>
-          <w:b/>
-          <w:bCs/>
-        </w:rPr>
-      </w:pPr>
-      <w:r>
-        <w:rPr>
-          <w:b/>
-          <w:bCs/>
-        </w:rPr>
-        <w:t>PC</w:t>
-      </w:r>
+      <w:hyperlink r:id="rId8" w:history="1">
+        <w:r>
+          <w:rPr>
+            <w:rStyle w:val="Hyperlink"/>
+            <w:b/>
+            <w:bCs/>
+          </w:rPr>
+          <w:t>https://www.indeed.com/jobs?q=software+developer&amp;l=Atlanta%2C+GA&amp;radius=50&amp;from=searchOnDesktopSerp%2Cwhe</w:t>
+        </w:r>
+        <w:r>
+          <w:rPr>
+            <w:rStyle w:val="Hyperlink"/>
+            <w:b/>
+            <w:bCs/>
+          </w:rPr>
+          <w:t>r</w:t>
+        </w:r>
+        <w:r>
+          <w:rPr>
+            <w:rStyle w:val="Hyperlink"/>
+            <w:b/>
+            <w:bCs/>
+          </w:rPr>
+          <w:t>eautocomplete&amp;vjk=662f2287dd40e7f9</w:t>
+        </w:r>
+      </w:hyperlink>
+    </w:p>
+    <w:p>
+      <w:pPr>
+        <w:rPr>
+          <w:b/>
+          <w:bCs/>
+        </w:rPr>
+      </w:pPr>
+    </w:p>
+    <w:p>
+      <w:pPr>
+        <w:rPr>
+          <w:b/>
+          <w:bCs/>
+        </w:rPr>
+      </w:pPr>
+      <w:r>
+        <w:rPr>
+          <w:b/>
+          <w:bCs/>
+        </w:rPr>
+        <w:br w:type="page"/>
+      </w:r>
+    </w:p>
+    <w:p>
+      <w:pPr>
+        <w:pStyle w:val="Heading1"/>
+        <w:jc w:val="center"/>
+      </w:pPr>
+      <w:bookmarkStart w:id="11" w:name="_Toc230162022"/>
+      <w:bookmarkStart w:id="12" w:name="_Toc230163241"/>
+      <w:r>
+        <w:lastRenderedPageBreak/>
+        <w:t>Suggested PC Components</w:t>
+      </w:r>
+      <w:bookmarkEnd w:id="11"/>
+      <w:bookmarkEnd w:id="12"/>
     </w:p>
     <w:p>
       <w:pPr>
@@ -321,14 +981,6 @@
         </w:rPr>
         <w:t>System Components: (List each component you will purchase and the reason you chose it.)</w:t>
       </w:r>
-    </w:p>
-    <w:p>
-      <w:pPr>
-        <w:rPr>
-          <w:b/>
-          <w:bCs/>
-        </w:rPr>
-      </w:pPr>
     </w:p>
     <w:p>
       <w:pPr>
@@ -382,7 +1034,7 @@
           <w:bCs/>
         </w:rPr>
       </w:pPr>
-      <w:hyperlink r:id="rId5" w:tgtFrame="_blank" w:history="1">
+      <w:hyperlink r:id="rId9" w:tgtFrame="_blank" w:history="1">
         <w:r>
           <w:rPr>
             <w:rStyle w:val="Hyperlink"/>
@@ -437,7 +1089,6 @@
           <w:b/>
           <w:bCs/>
         </w:rPr>
-        <w:lastRenderedPageBreak/>
         <w:t>You need a way to convert your home’s energy safely</w:t>
       </w:r>
     </w:p>
@@ -453,7 +1104,7 @@
           <w:bCs/>
         </w:rPr>
       </w:pPr>
-      <w:hyperlink r:id="rId6" w:tgtFrame="_blank" w:history="1">
+      <w:hyperlink r:id="rId10" w:tgtFrame="_blank" w:history="1">
         <w:r>
           <w:rPr>
             <w:rStyle w:val="Hyperlink"/>
@@ -523,7 +1174,7 @@
           <w:bCs/>
         </w:rPr>
       </w:pPr>
-      <w:hyperlink r:id="rId7" w:tgtFrame="_blank" w:history="1">
+      <w:hyperlink r:id="rId11" w:tgtFrame="_blank" w:history="1">
         <w:r>
           <w:rPr>
             <w:rStyle w:val="Hyperlink"/>
@@ -593,7 +1244,7 @@
           <w:bCs/>
         </w:rPr>
       </w:pPr>
-      <w:hyperlink r:id="rId8" w:tgtFrame="_blank" w:history="1">
+      <w:hyperlink r:id="rId12" w:tgtFrame="_blank" w:history="1">
         <w:r>
           <w:rPr>
             <w:rStyle w:val="Hyperlink"/>
@@ -663,7 +1314,7 @@
           <w:bCs/>
         </w:rPr>
       </w:pPr>
-      <w:hyperlink r:id="rId9" w:tgtFrame="_blank" w:history="1">
+      <w:hyperlink r:id="rId13" w:tgtFrame="_blank" w:history="1">
         <w:r>
           <w:rPr>
             <w:rStyle w:val="Hyperlink"/>
@@ -733,7 +1384,7 @@
           <w:bCs/>
         </w:rPr>
       </w:pPr>
-      <w:hyperlink r:id="rId10" w:tgtFrame="_blank" w:history="1">
+      <w:hyperlink r:id="rId14" w:tgtFrame="_blank" w:history="1">
         <w:r>
           <w:rPr>
             <w:rStyle w:val="Hyperlink"/>
@@ -819,7 +1470,7 @@
           <w:bCs/>
         </w:rPr>
       </w:pPr>
-      <w:hyperlink r:id="rId11" w:tgtFrame="_blank" w:history="1">
+      <w:hyperlink r:id="rId15" w:tgtFrame="_blank" w:history="1">
         <w:r>
           <w:rPr>
             <w:rStyle w:val="Hyperlink"/>
@@ -889,7 +1540,7 @@
           <w:bCs/>
         </w:rPr>
       </w:pPr>
-      <w:hyperlink r:id="rId12" w:tgtFrame="_blank" w:history="1">
+      <w:hyperlink r:id="rId16" w:tgtFrame="_blank" w:history="1">
         <w:r>
           <w:rPr>
             <w:rStyle w:val="Hyperlink"/>
@@ -909,6 +1560,218 @@
     </w:p>
     <w:p>
       <w:pPr>
+        <w:pStyle w:val="ListParagraph"/>
+        <w:numPr>
+          <w:ilvl w:val="0"/>
+          <w:numId w:val="1"/>
+        </w:numPr>
+        <w:rPr>
+          <w:b/>
+          <w:bCs/>
+        </w:rPr>
+      </w:pPr>
+      <w:r>
+        <w:rPr>
+          <w:b/>
+          <w:bCs/>
+        </w:rPr>
+        <w:t>Software To Be Used</w:t>
+      </w:r>
+    </w:p>
+    <w:p>
+      <w:pPr>
+        <w:pStyle w:val="ListParagraph"/>
+        <w:numPr>
+          <w:ilvl w:val="1"/>
+          <w:numId w:val="1"/>
+        </w:numPr>
+        <w:rPr>
+          <w:b/>
+          <w:bCs/>
+        </w:rPr>
+      </w:pPr>
+      <w:r>
+        <w:rPr>
+          <w:b/>
+          <w:bCs/>
+        </w:rPr>
+        <w:t>Microsoft Visual Studio</w:t>
+      </w:r>
+    </w:p>
+    <w:p>
+      <w:pPr>
+        <w:pStyle w:val="ListParagraph"/>
+        <w:numPr>
+          <w:ilvl w:val="1"/>
+          <w:numId w:val="1"/>
+        </w:numPr>
+        <w:rPr>
+          <w:b/>
+          <w:bCs/>
+        </w:rPr>
+      </w:pPr>
+      <w:r>
+        <w:rPr>
+          <w:b/>
+          <w:bCs/>
+        </w:rPr>
+        <w:t>Visual Studio Code</w:t>
+      </w:r>
+    </w:p>
+    <w:p>
+      <w:pPr>
+        <w:pStyle w:val="ListParagraph"/>
+        <w:numPr>
+          <w:ilvl w:val="1"/>
+          <w:numId w:val="1"/>
+        </w:numPr>
+        <w:rPr>
+          <w:b/>
+          <w:bCs/>
+        </w:rPr>
+      </w:pPr>
+      <w:r>
+        <w:rPr>
+          <w:b/>
+          <w:bCs/>
+        </w:rPr>
+        <w:t>Microsoft Azure</w:t>
+      </w:r>
+    </w:p>
+    <w:p>
+      <w:pPr>
+        <w:pStyle w:val="ListParagraph"/>
+        <w:numPr>
+          <w:ilvl w:val="1"/>
+          <w:numId w:val="1"/>
+        </w:numPr>
+        <w:rPr>
+          <w:b/>
+          <w:bCs/>
+        </w:rPr>
+      </w:pPr>
+      <w:proofErr w:type="spellStart"/>
+      <w:r>
+        <w:rPr>
+          <w:b/>
+          <w:bCs/>
+        </w:rPr>
+        <w:t>Github</w:t>
+      </w:r>
+      <w:proofErr w:type="spellEnd"/>
+    </w:p>
+    <w:p>
+      <w:pPr>
+        <w:pStyle w:val="ListParagraph"/>
+        <w:numPr>
+          <w:ilvl w:val="1"/>
+          <w:numId w:val="1"/>
+        </w:numPr>
+        <w:rPr>
+          <w:b/>
+          <w:bCs/>
+        </w:rPr>
+      </w:pPr>
+      <w:proofErr w:type="spellStart"/>
+      <w:r>
+        <w:rPr>
+          <w:b/>
+          <w:bCs/>
+        </w:rPr>
+        <w:t>xCode</w:t>
+      </w:r>
+      <w:proofErr w:type="spellEnd"/>
+    </w:p>
+    <w:p>
+      <w:pPr>
+        <w:pStyle w:val="ListParagraph"/>
+        <w:numPr>
+          <w:ilvl w:val="1"/>
+          <w:numId w:val="1"/>
+        </w:numPr>
+        <w:rPr>
+          <w:b/>
+          <w:bCs/>
+        </w:rPr>
+      </w:pPr>
+      <w:r>
+        <w:rPr>
+          <w:b/>
+          <w:bCs/>
+        </w:rPr>
+        <w:t>(most of the software will be free and web based)</w:t>
+      </w:r>
+    </w:p>
+    <w:p>
+      <w:pPr>
+        <w:pStyle w:val="ListParagraph"/>
+        <w:numPr>
+          <w:ilvl w:val="1"/>
+          <w:numId w:val="1"/>
+        </w:numPr>
+        <w:rPr>
+          <w:b/>
+          <w:bCs/>
+        </w:rPr>
+      </w:pPr>
+      <w:r>
+        <w:rPr>
+          <w:b/>
+          <w:bCs/>
+        </w:rPr>
+        <w:t>(</w:t>
+      </w:r>
+      <w:proofErr w:type="gramStart"/>
+      <w:r>
+        <w:rPr>
+          <w:b/>
+          <w:bCs/>
+        </w:rPr>
+        <w:t>if</w:t>
+      </w:r>
+      <w:proofErr w:type="gramEnd"/>
+      <w:r>
+        <w:rPr>
+          <w:b/>
+          <w:bCs/>
+        </w:rPr>
+        <w:t xml:space="preserve"> payments are required, it’s more so for availability to distribute software to be sold. Like Apple’s Developer account is $100 a year. Google </w:t>
+      </w:r>
+      <w:proofErr w:type="spellStart"/>
+      <w:r>
+        <w:rPr>
+          <w:b/>
+          <w:bCs/>
+        </w:rPr>
+        <w:t>Playstore’s</w:t>
+      </w:r>
+      <w:proofErr w:type="spellEnd"/>
+      <w:r>
+        <w:rPr>
+          <w:b/>
+          <w:bCs/>
+        </w:rPr>
+        <w:t xml:space="preserve"> distribution license is a </w:t>
+      </w:r>
+      <w:proofErr w:type="spellStart"/>
+      <w:r>
+        <w:rPr>
+          <w:b/>
+          <w:bCs/>
+        </w:rPr>
+        <w:t>one time</w:t>
+      </w:r>
+      <w:proofErr w:type="spellEnd"/>
+      <w:r>
+        <w:rPr>
+          <w:b/>
+          <w:bCs/>
+        </w:rPr>
+        <w:t xml:space="preserve"> $25 fee.)</w:t>
+      </w:r>
+    </w:p>
+    <w:p>
+      <w:pPr>
         <w:rPr>
           <w:b/>
           <w:bCs/>
@@ -953,1262 +1816,823 @@
         <w:br w:type="page"/>
       </w:r>
     </w:p>
-    <w:tbl>
-      <w:tblPr>
-        <w:tblStyle w:val="TableGridLight"/>
-        <w:tblpPr w:leftFromText="180" w:rightFromText="180" w:horzAnchor="margin" w:tblpX="-1085" w:tblpY="410"/>
-        <w:tblW w:w="11959" w:type="dxa"/>
-        <w:tblCellMar>
-          <w:left w:w="43" w:type="dxa"/>
-          <w:right w:w="43" w:type="dxa"/>
-        </w:tblCellMar>
-        <w:tblLook w:val="0680" w:firstRow="0" w:lastRow="0" w:firstColumn="1" w:lastColumn="0" w:noHBand="1" w:noVBand="1"/>
-      </w:tblPr>
-      <w:tblGrid>
-        <w:gridCol w:w="2605"/>
-        <w:gridCol w:w="6821"/>
-        <w:gridCol w:w="1007"/>
-        <w:gridCol w:w="660"/>
-        <w:gridCol w:w="866"/>
-      </w:tblGrid>
-      <w:tr>
-        <w:tc>
-          <w:tcPr>
-            <w:tcW w:w="2605" w:type="dxa"/>
-            <w:hideMark/>
-          </w:tcPr>
-          <w:p>
-            <w:pPr>
-              <w:jc w:val="center"/>
-              <w:rPr>
-                <w:rFonts w:ascii="Times New Roman" w:eastAsia="Times New Roman" w:hAnsi="Times New Roman" w:cs="Times New Roman"/>
-                <w:b/>
-                <w:bCs/>
-                <w:kern w:val="0"/>
-                <w14:ligatures w14:val="none"/>
-              </w:rPr>
-            </w:pPr>
-            <w:r>
-              <w:rPr>
-                <w:rFonts w:ascii="Times New Roman" w:eastAsia="Times New Roman" w:hAnsi="Times New Roman" w:cs="Times New Roman"/>
-                <w:b/>
-                <w:bCs/>
-                <w:kern w:val="0"/>
-                <w14:ligatures w14:val="none"/>
-              </w:rPr>
-              <w:lastRenderedPageBreak/>
-              <w:t>Component</w:t>
-            </w:r>
-          </w:p>
-        </w:tc>
-        <w:tc>
-          <w:tcPr>
-            <w:tcW w:w="6821" w:type="dxa"/>
-            <w:hideMark/>
-          </w:tcPr>
-          <w:p>
-            <w:pPr>
-              <w:jc w:val="center"/>
-              <w:rPr>
-                <w:rFonts w:ascii="Times New Roman" w:eastAsia="Times New Roman" w:hAnsi="Times New Roman" w:cs="Times New Roman"/>
-                <w:b/>
-                <w:bCs/>
-                <w:kern w:val="0"/>
-                <w14:ligatures w14:val="none"/>
-              </w:rPr>
-            </w:pPr>
-            <w:r>
-              <w:rPr>
-                <w:rFonts w:ascii="Times New Roman" w:eastAsia="Times New Roman" w:hAnsi="Times New Roman" w:cs="Times New Roman"/>
-                <w:b/>
-                <w:bCs/>
-                <w:kern w:val="0"/>
-                <w14:ligatures w14:val="none"/>
-              </w:rPr>
-              <w:t>Selected Product</w:t>
-            </w:r>
-          </w:p>
-        </w:tc>
-        <w:tc>
-          <w:tcPr>
-            <w:tcW w:w="0" w:type="auto"/>
-            <w:hideMark/>
-          </w:tcPr>
-          <w:p>
-            <w:pPr>
-              <w:jc w:val="right"/>
-              <w:rPr>
-                <w:rFonts w:ascii="Times New Roman" w:eastAsia="Times New Roman" w:hAnsi="Times New Roman" w:cs="Times New Roman"/>
-                <w:b/>
-                <w:bCs/>
-                <w:kern w:val="0"/>
-                <w14:ligatures w14:val="none"/>
-              </w:rPr>
-            </w:pPr>
-            <w:r>
-              <w:rPr>
-                <w:rFonts w:ascii="Times New Roman" w:eastAsia="Times New Roman" w:hAnsi="Times New Roman" w:cs="Times New Roman"/>
-                <w:b/>
-                <w:bCs/>
-                <w:kern w:val="0"/>
-                <w14:ligatures w14:val="none"/>
-              </w:rPr>
-              <w:t>Quantity</w:t>
-            </w:r>
-          </w:p>
-        </w:tc>
-        <w:tc>
-          <w:tcPr>
-            <w:tcW w:w="0" w:type="auto"/>
-            <w:hideMark/>
-          </w:tcPr>
-          <w:p>
-            <w:pPr>
-              <w:jc w:val="right"/>
-              <w:rPr>
-                <w:rFonts w:ascii="Times New Roman" w:eastAsia="Times New Roman" w:hAnsi="Times New Roman" w:cs="Times New Roman"/>
-                <w:b/>
-                <w:bCs/>
-                <w:kern w:val="0"/>
-                <w14:ligatures w14:val="none"/>
-              </w:rPr>
-            </w:pPr>
-            <w:r>
-              <w:rPr>
-                <w:rFonts w:ascii="Times New Roman" w:eastAsia="Times New Roman" w:hAnsi="Times New Roman" w:cs="Times New Roman"/>
-                <w:b/>
-                <w:bCs/>
-                <w:kern w:val="0"/>
-                <w14:ligatures w14:val="none"/>
-              </w:rPr>
-              <w:t>Limit</w:t>
-            </w:r>
-          </w:p>
-        </w:tc>
-        <w:tc>
-          <w:tcPr>
-            <w:tcW w:w="0" w:type="auto"/>
-            <w:hideMark/>
-          </w:tcPr>
-          <w:p>
-            <w:pPr>
-              <w:jc w:val="right"/>
-              <w:rPr>
-                <w:rFonts w:ascii="Times New Roman" w:eastAsia="Times New Roman" w:hAnsi="Times New Roman" w:cs="Times New Roman"/>
-                <w:b/>
-                <w:bCs/>
-                <w:kern w:val="0"/>
-                <w14:ligatures w14:val="none"/>
-              </w:rPr>
-            </w:pPr>
-            <w:r>
-              <w:rPr>
-                <w:rFonts w:ascii="Times New Roman" w:eastAsia="Times New Roman" w:hAnsi="Times New Roman" w:cs="Times New Roman"/>
-                <w:b/>
-                <w:bCs/>
-                <w:kern w:val="0"/>
-                <w14:ligatures w14:val="none"/>
-              </w:rPr>
-              <w:t>Price</w:t>
-            </w:r>
-          </w:p>
-        </w:tc>
-      </w:tr>
-      <w:tr>
-        <w:tc>
-          <w:tcPr>
-            <w:tcW w:w="2605" w:type="dxa"/>
-            <w:hideMark/>
-          </w:tcPr>
-          <w:p>
-            <w:pPr>
-              <w:rPr>
-                <w:rFonts w:ascii="Times New Roman" w:eastAsia="Times New Roman" w:hAnsi="Times New Roman" w:cs="Times New Roman"/>
-                <w:kern w:val="0"/>
-                <w14:ligatures w14:val="none"/>
-              </w:rPr>
-            </w:pPr>
-            <w:r>
-              <w:rPr>
-                <w:rFonts w:ascii="Times New Roman" w:eastAsia="Times New Roman" w:hAnsi="Times New Roman" w:cs="Times New Roman"/>
-                <w:kern w:val="0"/>
-                <w14:ligatures w14:val="none"/>
-              </w:rPr>
-              <w:t>CPU</w:t>
-            </w:r>
-          </w:p>
-        </w:tc>
-        <w:tc>
-          <w:tcPr>
-            <w:tcW w:w="6821" w:type="dxa"/>
-            <w:hideMark/>
-          </w:tcPr>
-          <w:p>
-            <w:pPr>
-              <w:rPr>
-                <w:rFonts w:ascii="Times New Roman" w:eastAsia="Times New Roman" w:hAnsi="Times New Roman" w:cs="Times New Roman"/>
-                <w:kern w:val="0"/>
-                <w14:ligatures w14:val="none"/>
-              </w:rPr>
-            </w:pPr>
-            <w:r>
-              <w:rPr>
-                <w:rFonts w:ascii="Times New Roman" w:eastAsia="Times New Roman" w:hAnsi="Times New Roman" w:cs="Times New Roman"/>
-                <w:kern w:val="0"/>
-                <w14:ligatures w14:val="none"/>
-              </w:rPr>
-              <w:t>Intel Core Ultra 9 285K - Core Ultra 9 (Series 2) Arrow Lake 24-Core (8P+16E), LGA 1851, 125W Desktop Processor</w:t>
-            </w:r>
-          </w:p>
-        </w:tc>
-        <w:tc>
-          <w:tcPr>
-            <w:tcW w:w="0" w:type="auto"/>
-            <w:hideMark/>
-          </w:tcPr>
-          <w:p>
-            <w:pPr>
-              <w:jc w:val="right"/>
-              <w:rPr>
-                <w:rFonts w:ascii="Times New Roman" w:eastAsia="Times New Roman" w:hAnsi="Times New Roman" w:cs="Times New Roman"/>
-                <w:kern w:val="0"/>
-                <w14:ligatures w14:val="none"/>
-              </w:rPr>
-            </w:pPr>
-            <w:r>
-              <w:rPr>
-                <w:rFonts w:ascii="Times New Roman" w:eastAsia="Times New Roman" w:hAnsi="Times New Roman" w:cs="Times New Roman"/>
-                <w:kern w:val="0"/>
-                <w14:ligatures w14:val="none"/>
-              </w:rPr>
-              <w:t>1</w:t>
-            </w:r>
-          </w:p>
-        </w:tc>
-        <w:tc>
-          <w:tcPr>
-            <w:tcW w:w="0" w:type="auto"/>
-            <w:hideMark/>
-          </w:tcPr>
-          <w:p>
-            <w:pPr>
-              <w:jc w:val="right"/>
-              <w:rPr>
-                <w:rFonts w:ascii="Times New Roman" w:eastAsia="Times New Roman" w:hAnsi="Times New Roman" w:cs="Times New Roman"/>
-                <w:kern w:val="0"/>
-                <w14:ligatures w14:val="none"/>
-              </w:rPr>
-            </w:pPr>
-            <w:r>
-              <w:rPr>
-                <w:rFonts w:ascii="Times New Roman" w:eastAsia="Times New Roman" w:hAnsi="Times New Roman" w:cs="Times New Roman"/>
-                <w:kern w:val="0"/>
-                <w14:ligatures w14:val="none"/>
-              </w:rPr>
-              <w:t>1</w:t>
-            </w:r>
-          </w:p>
-        </w:tc>
-        <w:tc>
-          <w:tcPr>
-            <w:tcW w:w="0" w:type="auto"/>
-            <w:hideMark/>
-          </w:tcPr>
-          <w:p>
-            <w:pPr>
-              <w:jc w:val="right"/>
-              <w:rPr>
-                <w:rFonts w:ascii="Times New Roman" w:eastAsia="Times New Roman" w:hAnsi="Times New Roman" w:cs="Times New Roman"/>
-                <w:kern w:val="0"/>
-                <w14:ligatures w14:val="none"/>
-              </w:rPr>
-            </w:pPr>
-            <w:r>
-              <w:rPr>
-                <w:rFonts w:ascii="Times New Roman" w:eastAsia="Times New Roman" w:hAnsi="Times New Roman" w:cs="Times New Roman"/>
-                <w:kern w:val="0"/>
-                <w14:ligatures w14:val="none"/>
-              </w:rPr>
-              <w:t>$559.99</w:t>
-            </w:r>
-          </w:p>
-        </w:tc>
-      </w:tr>
-      <w:tr>
-        <w:tc>
-          <w:tcPr>
-            <w:tcW w:w="2605" w:type="dxa"/>
-            <w:hideMark/>
-          </w:tcPr>
-          <w:p>
-            <w:pPr>
-              <w:rPr>
-                <w:rFonts w:ascii="Times New Roman" w:eastAsia="Times New Roman" w:hAnsi="Times New Roman" w:cs="Times New Roman"/>
-                <w:kern w:val="0"/>
-                <w14:ligatures w14:val="none"/>
-              </w:rPr>
-            </w:pPr>
-            <w:r>
-              <w:rPr>
-                <w:rFonts w:ascii="Times New Roman" w:eastAsia="Times New Roman" w:hAnsi="Times New Roman" w:cs="Times New Roman"/>
-                <w:kern w:val="0"/>
-                <w14:ligatures w14:val="none"/>
-              </w:rPr>
-              <w:t>Motherboard</w:t>
-            </w:r>
-          </w:p>
-        </w:tc>
-        <w:tc>
-          <w:tcPr>
-            <w:tcW w:w="6821" w:type="dxa"/>
-            <w:hideMark/>
-          </w:tcPr>
-          <w:p>
-            <w:pPr>
-              <w:rPr>
-                <w:rFonts w:ascii="Times New Roman" w:eastAsia="Times New Roman" w:hAnsi="Times New Roman" w:cs="Times New Roman"/>
-                <w:kern w:val="0"/>
-                <w14:ligatures w14:val="none"/>
-              </w:rPr>
-            </w:pPr>
-            <w:r>
-              <w:rPr>
-                <w:rFonts w:ascii="Times New Roman" w:eastAsia="Times New Roman" w:hAnsi="Times New Roman" w:cs="Times New Roman"/>
-                <w:kern w:val="0"/>
-                <w14:ligatures w14:val="none"/>
-              </w:rPr>
-              <w:t>GIGABYTE Z890 AORUS ELITE WIFI ICE Ultra Core (Series 2) LGA 1851, ATX, DDR5, 4x M.2, PCIe 5.0, Thunderbolt 4, WIFI 7</w:t>
-            </w:r>
-          </w:p>
-        </w:tc>
-        <w:tc>
-          <w:tcPr>
-            <w:tcW w:w="0" w:type="auto"/>
-            <w:hideMark/>
-          </w:tcPr>
-          <w:p>
-            <w:pPr>
-              <w:jc w:val="right"/>
-              <w:rPr>
-                <w:rFonts w:ascii="Times New Roman" w:eastAsia="Times New Roman" w:hAnsi="Times New Roman" w:cs="Times New Roman"/>
-                <w:kern w:val="0"/>
-                <w14:ligatures w14:val="none"/>
-              </w:rPr>
-            </w:pPr>
-            <w:r>
-              <w:rPr>
-                <w:rFonts w:ascii="Times New Roman" w:eastAsia="Times New Roman" w:hAnsi="Times New Roman" w:cs="Times New Roman"/>
-                <w:kern w:val="0"/>
-                <w14:ligatures w14:val="none"/>
-              </w:rPr>
-              <w:t>1</w:t>
-            </w:r>
-          </w:p>
-        </w:tc>
-        <w:tc>
-          <w:tcPr>
-            <w:tcW w:w="0" w:type="auto"/>
-            <w:hideMark/>
-          </w:tcPr>
-          <w:p>
-            <w:pPr>
-              <w:jc w:val="right"/>
-              <w:rPr>
-                <w:rFonts w:ascii="Times New Roman" w:eastAsia="Times New Roman" w:hAnsi="Times New Roman" w:cs="Times New Roman"/>
-                <w:kern w:val="0"/>
-                <w14:ligatures w14:val="none"/>
-              </w:rPr>
-            </w:pPr>
-            <w:r>
-              <w:rPr>
-                <w:rFonts w:ascii="Times New Roman" w:eastAsia="Times New Roman" w:hAnsi="Times New Roman" w:cs="Times New Roman"/>
-                <w:kern w:val="0"/>
-                <w14:ligatures w14:val="none"/>
-              </w:rPr>
-              <w:t>5</w:t>
-            </w:r>
-          </w:p>
-        </w:tc>
-        <w:tc>
-          <w:tcPr>
-            <w:tcW w:w="0" w:type="auto"/>
-            <w:hideMark/>
-          </w:tcPr>
-          <w:p>
-            <w:pPr>
-              <w:jc w:val="right"/>
-              <w:rPr>
-                <w:rFonts w:ascii="Times New Roman" w:eastAsia="Times New Roman" w:hAnsi="Times New Roman" w:cs="Times New Roman"/>
-                <w:kern w:val="0"/>
-                <w14:ligatures w14:val="none"/>
-              </w:rPr>
-            </w:pPr>
-            <w:r>
-              <w:rPr>
-                <w:rFonts w:ascii="Times New Roman" w:eastAsia="Times New Roman" w:hAnsi="Times New Roman" w:cs="Times New Roman"/>
-                <w:kern w:val="0"/>
-                <w14:ligatures w14:val="none"/>
-              </w:rPr>
-              <w:t>$199.99</w:t>
-            </w:r>
-          </w:p>
-        </w:tc>
-      </w:tr>
-      <w:tr>
-        <w:tc>
-          <w:tcPr>
-            <w:tcW w:w="2605" w:type="dxa"/>
-            <w:hideMark/>
-          </w:tcPr>
-          <w:p>
-            <w:pPr>
-              <w:rPr>
-                <w:rFonts w:ascii="Times New Roman" w:eastAsia="Times New Roman" w:hAnsi="Times New Roman" w:cs="Times New Roman"/>
-                <w:kern w:val="0"/>
-                <w14:ligatures w14:val="none"/>
-              </w:rPr>
-            </w:pPr>
-            <w:r>
-              <w:rPr>
-                <w:rFonts w:ascii="Times New Roman" w:eastAsia="Times New Roman" w:hAnsi="Times New Roman" w:cs="Times New Roman"/>
-                <w:kern w:val="0"/>
-                <w14:ligatures w14:val="none"/>
-              </w:rPr>
-              <w:t>Memory</w:t>
-            </w:r>
-          </w:p>
-        </w:tc>
-        <w:tc>
-          <w:tcPr>
-            <w:tcW w:w="6821" w:type="dxa"/>
-            <w:hideMark/>
-          </w:tcPr>
-          <w:p>
-            <w:pPr>
-              <w:rPr>
-                <w:rFonts w:ascii="Times New Roman" w:eastAsia="Times New Roman" w:hAnsi="Times New Roman" w:cs="Times New Roman"/>
-                <w:kern w:val="0"/>
-                <w14:ligatures w14:val="none"/>
-              </w:rPr>
-            </w:pPr>
-            <w:r>
-              <w:rPr>
-                <w:rFonts w:ascii="Times New Roman" w:eastAsia="Times New Roman" w:hAnsi="Times New Roman" w:cs="Times New Roman"/>
-                <w:kern w:val="0"/>
-                <w14:ligatures w14:val="none"/>
-              </w:rPr>
-              <w:t>Patriot Viper Venom 32GB (2 x 16GB) 288-Pin PC RAM DDR5 6000 Desktop Memory</w:t>
-            </w:r>
-          </w:p>
-        </w:tc>
-        <w:tc>
-          <w:tcPr>
-            <w:tcW w:w="0" w:type="auto"/>
-            <w:hideMark/>
-          </w:tcPr>
-          <w:p>
-            <w:pPr>
-              <w:jc w:val="right"/>
-              <w:rPr>
-                <w:rFonts w:ascii="Times New Roman" w:eastAsia="Times New Roman" w:hAnsi="Times New Roman" w:cs="Times New Roman"/>
-                <w:kern w:val="0"/>
-                <w14:ligatures w14:val="none"/>
-              </w:rPr>
-            </w:pPr>
-            <w:r>
-              <w:rPr>
-                <w:rFonts w:ascii="Times New Roman" w:eastAsia="Times New Roman" w:hAnsi="Times New Roman" w:cs="Times New Roman"/>
-                <w:kern w:val="0"/>
-                <w14:ligatures w14:val="none"/>
-              </w:rPr>
-              <w:t>1</w:t>
-            </w:r>
-          </w:p>
-        </w:tc>
-        <w:tc>
-          <w:tcPr>
-            <w:tcW w:w="0" w:type="auto"/>
-            <w:hideMark/>
-          </w:tcPr>
-          <w:p>
-            <w:pPr>
-              <w:jc w:val="right"/>
-              <w:rPr>
-                <w:rFonts w:ascii="Times New Roman" w:eastAsia="Times New Roman" w:hAnsi="Times New Roman" w:cs="Times New Roman"/>
-                <w:kern w:val="0"/>
-                <w14:ligatures w14:val="none"/>
-              </w:rPr>
-            </w:pPr>
-            <w:r>
-              <w:rPr>
-                <w:rFonts w:ascii="Times New Roman" w:eastAsia="Times New Roman" w:hAnsi="Times New Roman" w:cs="Times New Roman"/>
-                <w:kern w:val="0"/>
-                <w14:ligatures w14:val="none"/>
-              </w:rPr>
-              <w:t>2</w:t>
-            </w:r>
-          </w:p>
-        </w:tc>
-        <w:tc>
-          <w:tcPr>
-            <w:tcW w:w="0" w:type="auto"/>
-            <w:hideMark/>
-          </w:tcPr>
-          <w:p>
-            <w:pPr>
-              <w:jc w:val="right"/>
-              <w:rPr>
-                <w:rFonts w:ascii="Times New Roman" w:eastAsia="Times New Roman" w:hAnsi="Times New Roman" w:cs="Times New Roman"/>
-                <w:kern w:val="0"/>
-                <w14:ligatures w14:val="none"/>
-              </w:rPr>
-            </w:pPr>
-            <w:r>
-              <w:rPr>
-                <w:rFonts w:ascii="Times New Roman" w:eastAsia="Times New Roman" w:hAnsi="Times New Roman" w:cs="Times New Roman"/>
-                <w:kern w:val="0"/>
-                <w14:ligatures w14:val="none"/>
-              </w:rPr>
-              <w:t>$369.99</w:t>
-            </w:r>
-          </w:p>
-        </w:tc>
-      </w:tr>
-      <w:tr>
-        <w:tc>
-          <w:tcPr>
-            <w:tcW w:w="2605" w:type="dxa"/>
-            <w:hideMark/>
-          </w:tcPr>
-          <w:p>
-            <w:pPr>
-              <w:rPr>
-                <w:rFonts w:ascii="Times New Roman" w:eastAsia="Times New Roman" w:hAnsi="Times New Roman" w:cs="Times New Roman"/>
-                <w:kern w:val="0"/>
-                <w14:ligatures w14:val="none"/>
-              </w:rPr>
-            </w:pPr>
-            <w:r>
-              <w:rPr>
-                <w:rFonts w:ascii="Times New Roman" w:eastAsia="Times New Roman" w:hAnsi="Times New Roman" w:cs="Times New Roman"/>
-                <w:kern w:val="0"/>
-                <w14:ligatures w14:val="none"/>
-              </w:rPr>
-              <w:t>Graphics Card</w:t>
-            </w:r>
-          </w:p>
-        </w:tc>
-        <w:tc>
-          <w:tcPr>
-            <w:tcW w:w="6821" w:type="dxa"/>
-            <w:hideMark/>
-          </w:tcPr>
-          <w:p>
-            <w:pPr>
-              <w:rPr>
-                <w:rFonts w:ascii="Times New Roman" w:eastAsia="Times New Roman" w:hAnsi="Times New Roman" w:cs="Times New Roman"/>
-                <w:kern w:val="0"/>
-                <w14:ligatures w14:val="none"/>
-              </w:rPr>
-            </w:pPr>
-            <w:r>
-              <w:rPr>
-                <w:rFonts w:ascii="Times New Roman" w:eastAsia="Times New Roman" w:hAnsi="Times New Roman" w:cs="Times New Roman"/>
-                <w:kern w:val="0"/>
-                <w14:ligatures w14:val="none"/>
-              </w:rPr>
-              <w:t>ASUS GeForce RTX 5060 8GB GDDR7 PCI Express 5.0 x8 Graphics Card PRIME-RTX5060-8G</w:t>
-            </w:r>
-          </w:p>
-        </w:tc>
-        <w:tc>
-          <w:tcPr>
-            <w:tcW w:w="0" w:type="auto"/>
-            <w:hideMark/>
-          </w:tcPr>
-          <w:p>
-            <w:pPr>
-              <w:jc w:val="right"/>
-              <w:rPr>
-                <w:rFonts w:ascii="Times New Roman" w:eastAsia="Times New Roman" w:hAnsi="Times New Roman" w:cs="Times New Roman"/>
-                <w:kern w:val="0"/>
-                <w14:ligatures w14:val="none"/>
-              </w:rPr>
-            </w:pPr>
-            <w:r>
-              <w:rPr>
-                <w:rFonts w:ascii="Times New Roman" w:eastAsia="Times New Roman" w:hAnsi="Times New Roman" w:cs="Times New Roman"/>
-                <w:kern w:val="0"/>
-                <w14:ligatures w14:val="none"/>
-              </w:rPr>
-              <w:t>1</w:t>
-            </w:r>
-          </w:p>
-        </w:tc>
-        <w:tc>
-          <w:tcPr>
-            <w:tcW w:w="0" w:type="auto"/>
-            <w:hideMark/>
-          </w:tcPr>
-          <w:p>
-            <w:pPr>
-              <w:jc w:val="right"/>
-              <w:rPr>
-                <w:rFonts w:ascii="Times New Roman" w:eastAsia="Times New Roman" w:hAnsi="Times New Roman" w:cs="Times New Roman"/>
-                <w:kern w:val="0"/>
-                <w14:ligatures w14:val="none"/>
-              </w:rPr>
-            </w:pPr>
-            <w:r>
-              <w:rPr>
-                <w:rFonts w:ascii="Times New Roman" w:eastAsia="Times New Roman" w:hAnsi="Times New Roman" w:cs="Times New Roman"/>
-                <w:kern w:val="0"/>
-                <w14:ligatures w14:val="none"/>
-              </w:rPr>
-              <w:t>2</w:t>
-            </w:r>
-          </w:p>
-        </w:tc>
-        <w:tc>
-          <w:tcPr>
-            <w:tcW w:w="0" w:type="auto"/>
-            <w:hideMark/>
-          </w:tcPr>
-          <w:p>
-            <w:pPr>
-              <w:jc w:val="right"/>
-              <w:rPr>
-                <w:rFonts w:ascii="Times New Roman" w:eastAsia="Times New Roman" w:hAnsi="Times New Roman" w:cs="Times New Roman"/>
-                <w:kern w:val="0"/>
-                <w14:ligatures w14:val="none"/>
-              </w:rPr>
-            </w:pPr>
-            <w:r>
-              <w:rPr>
-                <w:rFonts w:ascii="Times New Roman" w:eastAsia="Times New Roman" w:hAnsi="Times New Roman" w:cs="Times New Roman"/>
-                <w:kern w:val="0"/>
-                <w14:ligatures w14:val="none"/>
-              </w:rPr>
-              <w:t>$389.99</w:t>
-            </w:r>
-          </w:p>
-        </w:tc>
-      </w:tr>
-      <w:tr>
-        <w:tc>
-          <w:tcPr>
-            <w:tcW w:w="2605" w:type="dxa"/>
-            <w:hideMark/>
-          </w:tcPr>
-          <w:p>
-            <w:pPr>
-              <w:rPr>
-                <w:rFonts w:ascii="Times New Roman" w:eastAsia="Times New Roman" w:hAnsi="Times New Roman" w:cs="Times New Roman"/>
-                <w:kern w:val="0"/>
-                <w14:ligatures w14:val="none"/>
-              </w:rPr>
-            </w:pPr>
-            <w:r>
-              <w:rPr>
-                <w:rFonts w:ascii="Times New Roman" w:eastAsia="Times New Roman" w:hAnsi="Times New Roman" w:cs="Times New Roman"/>
-                <w:kern w:val="0"/>
-                <w14:ligatures w14:val="none"/>
-              </w:rPr>
-              <w:t>Case</w:t>
-            </w:r>
-          </w:p>
-        </w:tc>
-        <w:tc>
-          <w:tcPr>
-            <w:tcW w:w="6821" w:type="dxa"/>
-            <w:hideMark/>
-          </w:tcPr>
-          <w:p>
-            <w:pPr>
-              <w:rPr>
-                <w:rFonts w:ascii="Times New Roman" w:eastAsia="Times New Roman" w:hAnsi="Times New Roman" w:cs="Times New Roman"/>
-                <w:kern w:val="0"/>
-                <w14:ligatures w14:val="none"/>
-              </w:rPr>
-            </w:pPr>
-            <w:r>
-              <w:rPr>
-                <w:rFonts w:ascii="Times New Roman" w:eastAsia="Times New Roman" w:hAnsi="Times New Roman" w:cs="Times New Roman"/>
-                <w:kern w:val="0"/>
-                <w14:ligatures w14:val="none"/>
-              </w:rPr>
-              <w:t>DIYPC DIY-ATX08-Wood Black USB3.0 / Type C ATX Mid Tower Gaming Computer Case w/ Tempered Glass Side Panel</w:t>
-            </w:r>
-          </w:p>
-        </w:tc>
-        <w:tc>
-          <w:tcPr>
-            <w:tcW w:w="0" w:type="auto"/>
-            <w:hideMark/>
-          </w:tcPr>
-          <w:p>
-            <w:pPr>
-              <w:jc w:val="right"/>
-              <w:rPr>
-                <w:rFonts w:ascii="Times New Roman" w:eastAsia="Times New Roman" w:hAnsi="Times New Roman" w:cs="Times New Roman"/>
-                <w:kern w:val="0"/>
-                <w14:ligatures w14:val="none"/>
-              </w:rPr>
-            </w:pPr>
-            <w:r>
-              <w:rPr>
-                <w:rFonts w:ascii="Times New Roman" w:eastAsia="Times New Roman" w:hAnsi="Times New Roman" w:cs="Times New Roman"/>
-                <w:kern w:val="0"/>
-                <w14:ligatures w14:val="none"/>
-              </w:rPr>
-              <w:t>1</w:t>
-            </w:r>
-          </w:p>
-        </w:tc>
-        <w:tc>
-          <w:tcPr>
-            <w:tcW w:w="0" w:type="auto"/>
-            <w:hideMark/>
-          </w:tcPr>
-          <w:p>
-            <w:pPr>
-              <w:jc w:val="right"/>
-              <w:rPr>
-                <w:rFonts w:ascii="Times New Roman" w:eastAsia="Times New Roman" w:hAnsi="Times New Roman" w:cs="Times New Roman"/>
-                <w:kern w:val="0"/>
-                <w14:ligatures w14:val="none"/>
-              </w:rPr>
-            </w:pPr>
-          </w:p>
-        </w:tc>
-        <w:tc>
-          <w:tcPr>
-            <w:tcW w:w="0" w:type="auto"/>
-            <w:hideMark/>
-          </w:tcPr>
-          <w:p>
-            <w:pPr>
-              <w:jc w:val="right"/>
-              <w:rPr>
-                <w:rFonts w:ascii="Times New Roman" w:eastAsia="Times New Roman" w:hAnsi="Times New Roman" w:cs="Times New Roman"/>
-                <w:kern w:val="0"/>
-                <w14:ligatures w14:val="none"/>
-              </w:rPr>
-            </w:pPr>
-            <w:r>
-              <w:rPr>
-                <w:rFonts w:ascii="Times New Roman" w:eastAsia="Times New Roman" w:hAnsi="Times New Roman" w:cs="Times New Roman"/>
-                <w:kern w:val="0"/>
-                <w14:ligatures w14:val="none"/>
-              </w:rPr>
-              <w:t>$74.99</w:t>
-            </w:r>
-          </w:p>
-        </w:tc>
-      </w:tr>
-      <w:tr>
-        <w:tc>
-          <w:tcPr>
-            <w:tcW w:w="2605" w:type="dxa"/>
-            <w:hideMark/>
-          </w:tcPr>
-          <w:p>
-            <w:pPr>
-              <w:rPr>
-                <w:rFonts w:ascii="Times New Roman" w:eastAsia="Times New Roman" w:hAnsi="Times New Roman" w:cs="Times New Roman"/>
-                <w:kern w:val="0"/>
-                <w14:ligatures w14:val="none"/>
-              </w:rPr>
-            </w:pPr>
-            <w:r>
-              <w:rPr>
-                <w:rFonts w:ascii="Times New Roman" w:eastAsia="Times New Roman" w:hAnsi="Times New Roman" w:cs="Times New Roman"/>
-                <w:kern w:val="0"/>
-                <w14:ligatures w14:val="none"/>
-              </w:rPr>
-              <w:t>Power Supply</w:t>
-            </w:r>
-          </w:p>
-        </w:tc>
-        <w:tc>
-          <w:tcPr>
-            <w:tcW w:w="6821" w:type="dxa"/>
-            <w:hideMark/>
-          </w:tcPr>
-          <w:p>
-            <w:pPr>
-              <w:rPr>
-                <w:rFonts w:ascii="Times New Roman" w:eastAsia="Times New Roman" w:hAnsi="Times New Roman" w:cs="Times New Roman"/>
-                <w:kern w:val="0"/>
-                <w14:ligatures w14:val="none"/>
-              </w:rPr>
-            </w:pPr>
-            <w:r>
-              <w:rPr>
-                <w:rFonts w:ascii="Times New Roman" w:eastAsia="Times New Roman" w:hAnsi="Times New Roman" w:cs="Times New Roman"/>
-                <w:kern w:val="0"/>
-                <w14:ligatures w14:val="none"/>
-              </w:rPr>
-              <w:t>MSI MAG A650BN, Non-Modular, Compact 650W Power Supply, 80+ Bronze, Low-Noise Fan, Active PFC Design</w:t>
-            </w:r>
-          </w:p>
-        </w:tc>
-        <w:tc>
-          <w:tcPr>
-            <w:tcW w:w="0" w:type="auto"/>
-            <w:hideMark/>
-          </w:tcPr>
-          <w:p>
-            <w:pPr>
-              <w:jc w:val="right"/>
-              <w:rPr>
-                <w:rFonts w:ascii="Times New Roman" w:eastAsia="Times New Roman" w:hAnsi="Times New Roman" w:cs="Times New Roman"/>
-                <w:kern w:val="0"/>
-                <w14:ligatures w14:val="none"/>
-              </w:rPr>
-            </w:pPr>
-            <w:r>
-              <w:rPr>
-                <w:rFonts w:ascii="Times New Roman" w:eastAsia="Times New Roman" w:hAnsi="Times New Roman" w:cs="Times New Roman"/>
-                <w:kern w:val="0"/>
-                <w14:ligatures w14:val="none"/>
-              </w:rPr>
-              <w:t>1</w:t>
-            </w:r>
-          </w:p>
-        </w:tc>
-        <w:tc>
-          <w:tcPr>
-            <w:tcW w:w="0" w:type="auto"/>
-            <w:hideMark/>
-          </w:tcPr>
-          <w:p>
-            <w:pPr>
-              <w:jc w:val="right"/>
-              <w:rPr>
-                <w:rFonts w:ascii="Times New Roman" w:eastAsia="Times New Roman" w:hAnsi="Times New Roman" w:cs="Times New Roman"/>
-                <w:kern w:val="0"/>
-                <w14:ligatures w14:val="none"/>
-              </w:rPr>
-            </w:pPr>
-          </w:p>
-        </w:tc>
-        <w:tc>
-          <w:tcPr>
-            <w:tcW w:w="0" w:type="auto"/>
-            <w:hideMark/>
-          </w:tcPr>
-          <w:p>
-            <w:pPr>
-              <w:jc w:val="right"/>
-              <w:rPr>
-                <w:rFonts w:ascii="Times New Roman" w:eastAsia="Times New Roman" w:hAnsi="Times New Roman" w:cs="Times New Roman"/>
-                <w:kern w:val="0"/>
-                <w14:ligatures w14:val="none"/>
-              </w:rPr>
-            </w:pPr>
-            <w:r>
-              <w:rPr>
-                <w:rFonts w:ascii="Times New Roman" w:eastAsia="Times New Roman" w:hAnsi="Times New Roman" w:cs="Times New Roman"/>
-                <w:kern w:val="0"/>
-                <w14:ligatures w14:val="none"/>
-              </w:rPr>
-              <w:t>$61.99</w:t>
-            </w:r>
-          </w:p>
-        </w:tc>
-      </w:tr>
-      <w:tr>
-        <w:tc>
-          <w:tcPr>
-            <w:tcW w:w="2605" w:type="dxa"/>
-            <w:hideMark/>
-          </w:tcPr>
-          <w:p>
-            <w:pPr>
-              <w:rPr>
-                <w:rFonts w:ascii="Times New Roman" w:eastAsia="Times New Roman" w:hAnsi="Times New Roman" w:cs="Times New Roman"/>
-                <w:kern w:val="0"/>
-                <w14:ligatures w14:val="none"/>
-              </w:rPr>
-            </w:pPr>
-            <w:r>
-              <w:rPr>
-                <w:rFonts w:ascii="Times New Roman" w:eastAsia="Times New Roman" w:hAnsi="Times New Roman" w:cs="Times New Roman"/>
-                <w:kern w:val="0"/>
-                <w14:ligatures w14:val="none"/>
-              </w:rPr>
-              <w:t>Storage</w:t>
-            </w:r>
-          </w:p>
-        </w:tc>
-        <w:tc>
-          <w:tcPr>
-            <w:tcW w:w="6821" w:type="dxa"/>
-            <w:hideMark/>
-          </w:tcPr>
-          <w:p>
-            <w:pPr>
-              <w:rPr>
-                <w:rFonts w:ascii="Times New Roman" w:eastAsia="Times New Roman" w:hAnsi="Times New Roman" w:cs="Times New Roman"/>
-                <w:kern w:val="0"/>
-                <w14:ligatures w14:val="none"/>
-              </w:rPr>
-            </w:pPr>
-            <w:r>
-              <w:rPr>
-                <w:rFonts w:ascii="Times New Roman" w:eastAsia="Times New Roman" w:hAnsi="Times New Roman" w:cs="Times New Roman"/>
-                <w:kern w:val="0"/>
-                <w14:ligatures w14:val="none"/>
-              </w:rPr>
-              <w:t>Patriot Memory Viper VP4300 Lite 1TB M.2 PCIe Gen4 x4 SSD, Compatible with PS5</w:t>
-            </w:r>
-          </w:p>
-        </w:tc>
-        <w:tc>
-          <w:tcPr>
-            <w:tcW w:w="0" w:type="auto"/>
-            <w:hideMark/>
-          </w:tcPr>
-          <w:p>
-            <w:pPr>
-              <w:jc w:val="right"/>
-              <w:rPr>
-                <w:rFonts w:ascii="Times New Roman" w:eastAsia="Times New Roman" w:hAnsi="Times New Roman" w:cs="Times New Roman"/>
-                <w:kern w:val="0"/>
-                <w14:ligatures w14:val="none"/>
-              </w:rPr>
-            </w:pPr>
-            <w:r>
-              <w:rPr>
-                <w:rFonts w:ascii="Times New Roman" w:eastAsia="Times New Roman" w:hAnsi="Times New Roman" w:cs="Times New Roman"/>
-                <w:kern w:val="0"/>
-                <w14:ligatures w14:val="none"/>
-              </w:rPr>
-              <w:t>1</w:t>
-            </w:r>
-          </w:p>
-        </w:tc>
-        <w:tc>
-          <w:tcPr>
-            <w:tcW w:w="0" w:type="auto"/>
-            <w:hideMark/>
-          </w:tcPr>
-          <w:p>
-            <w:pPr>
-              <w:jc w:val="right"/>
-              <w:rPr>
-                <w:rFonts w:ascii="Times New Roman" w:eastAsia="Times New Roman" w:hAnsi="Times New Roman" w:cs="Times New Roman"/>
-                <w:kern w:val="0"/>
-                <w14:ligatures w14:val="none"/>
-              </w:rPr>
-            </w:pPr>
-            <w:r>
-              <w:rPr>
-                <w:rFonts w:ascii="Times New Roman" w:eastAsia="Times New Roman" w:hAnsi="Times New Roman" w:cs="Times New Roman"/>
-                <w:kern w:val="0"/>
-                <w14:ligatures w14:val="none"/>
-              </w:rPr>
-              <w:t>2</w:t>
-            </w:r>
-          </w:p>
-        </w:tc>
-        <w:tc>
-          <w:tcPr>
-            <w:tcW w:w="0" w:type="auto"/>
-            <w:hideMark/>
-          </w:tcPr>
-          <w:p>
-            <w:pPr>
-              <w:jc w:val="right"/>
-              <w:rPr>
-                <w:rFonts w:ascii="Times New Roman" w:eastAsia="Times New Roman" w:hAnsi="Times New Roman" w:cs="Times New Roman"/>
-                <w:kern w:val="0"/>
-                <w14:ligatures w14:val="none"/>
-              </w:rPr>
-            </w:pPr>
-            <w:r>
-              <w:rPr>
-                <w:rFonts w:ascii="Times New Roman" w:eastAsia="Times New Roman" w:hAnsi="Times New Roman" w:cs="Times New Roman"/>
-                <w:kern w:val="0"/>
-                <w14:ligatures w14:val="none"/>
-              </w:rPr>
-              <w:t>$164.99</w:t>
-            </w:r>
-          </w:p>
-        </w:tc>
-      </w:tr>
-      <w:tr>
-        <w:tc>
-          <w:tcPr>
-            <w:tcW w:w="2605" w:type="dxa"/>
-            <w:hideMark/>
-          </w:tcPr>
-          <w:p>
-            <w:pPr>
-              <w:rPr>
-                <w:rFonts w:ascii="Times New Roman" w:eastAsia="Times New Roman" w:hAnsi="Times New Roman" w:cs="Times New Roman"/>
-                <w:kern w:val="0"/>
-                <w14:ligatures w14:val="none"/>
-              </w:rPr>
-            </w:pPr>
-            <w:r>
-              <w:rPr>
-                <w:rFonts w:ascii="Times New Roman" w:eastAsia="Times New Roman" w:hAnsi="Times New Roman" w:cs="Times New Roman"/>
-                <w:kern w:val="0"/>
-                <w14:ligatures w14:val="none"/>
-              </w:rPr>
-              <w:t>CPU Cooler</w:t>
-            </w:r>
-          </w:p>
-        </w:tc>
-        <w:tc>
-          <w:tcPr>
-            <w:tcW w:w="6821" w:type="dxa"/>
-            <w:hideMark/>
-          </w:tcPr>
-          <w:p>
-            <w:pPr>
-              <w:rPr>
-                <w:rFonts w:ascii="Times New Roman" w:eastAsia="Times New Roman" w:hAnsi="Times New Roman" w:cs="Times New Roman"/>
-                <w:kern w:val="0"/>
-                <w14:ligatures w14:val="none"/>
-              </w:rPr>
-            </w:pPr>
-            <w:r>
-              <w:rPr>
-                <w:rFonts w:ascii="Times New Roman" w:eastAsia="Times New Roman" w:hAnsi="Times New Roman" w:cs="Times New Roman"/>
-                <w:kern w:val="0"/>
-                <w14:ligatures w14:val="none"/>
-              </w:rPr>
-              <w:t>Cooler Master Hyper 212 Black CPU Air Cooler - 120mm PWM Fan, 4 Copper Heat Pipes, Aluminum Tower</w:t>
-            </w:r>
-          </w:p>
-        </w:tc>
-        <w:tc>
-          <w:tcPr>
-            <w:tcW w:w="0" w:type="auto"/>
-            <w:hideMark/>
-          </w:tcPr>
-          <w:p>
-            <w:pPr>
-              <w:jc w:val="right"/>
-              <w:rPr>
-                <w:rFonts w:ascii="Times New Roman" w:eastAsia="Times New Roman" w:hAnsi="Times New Roman" w:cs="Times New Roman"/>
-                <w:kern w:val="0"/>
-                <w14:ligatures w14:val="none"/>
-              </w:rPr>
-            </w:pPr>
-            <w:r>
-              <w:rPr>
-                <w:rFonts w:ascii="Times New Roman" w:eastAsia="Times New Roman" w:hAnsi="Times New Roman" w:cs="Times New Roman"/>
-                <w:kern w:val="0"/>
-                <w14:ligatures w14:val="none"/>
-              </w:rPr>
-              <w:t>1</w:t>
-            </w:r>
-          </w:p>
-        </w:tc>
-        <w:tc>
-          <w:tcPr>
-            <w:tcW w:w="0" w:type="auto"/>
-            <w:hideMark/>
-          </w:tcPr>
-          <w:p>
-            <w:pPr>
-              <w:jc w:val="right"/>
-              <w:rPr>
-                <w:rFonts w:ascii="Times New Roman" w:eastAsia="Times New Roman" w:hAnsi="Times New Roman" w:cs="Times New Roman"/>
-                <w:kern w:val="0"/>
-                <w14:ligatures w14:val="none"/>
-              </w:rPr>
-            </w:pPr>
-            <w:r>
-              <w:rPr>
-                <w:rFonts w:ascii="Times New Roman" w:eastAsia="Times New Roman" w:hAnsi="Times New Roman" w:cs="Times New Roman"/>
-                <w:kern w:val="0"/>
-                <w14:ligatures w14:val="none"/>
-              </w:rPr>
-              <w:t>50</w:t>
-            </w:r>
-          </w:p>
-        </w:tc>
-        <w:tc>
-          <w:tcPr>
-            <w:tcW w:w="0" w:type="auto"/>
-            <w:hideMark/>
-          </w:tcPr>
-          <w:p>
-            <w:pPr>
-              <w:jc w:val="right"/>
-              <w:rPr>
-                <w:rFonts w:ascii="Times New Roman" w:eastAsia="Times New Roman" w:hAnsi="Times New Roman" w:cs="Times New Roman"/>
-                <w:kern w:val="0"/>
-                <w14:ligatures w14:val="none"/>
-              </w:rPr>
-            </w:pPr>
-            <w:r>
-              <w:rPr>
-                <w:rFonts w:ascii="Times New Roman" w:eastAsia="Times New Roman" w:hAnsi="Times New Roman" w:cs="Times New Roman"/>
-                <w:kern w:val="0"/>
-                <w14:ligatures w14:val="none"/>
-              </w:rPr>
-              <w:t>$29.99</w:t>
-            </w:r>
-          </w:p>
-        </w:tc>
-      </w:tr>
-      <w:tr>
-        <w:tc>
-          <w:tcPr>
-            <w:tcW w:w="2605" w:type="dxa"/>
-            <w:hideMark/>
-          </w:tcPr>
-          <w:p>
-            <w:pPr>
-              <w:rPr>
-                <w:rFonts w:ascii="Times New Roman" w:eastAsia="Times New Roman" w:hAnsi="Times New Roman" w:cs="Times New Roman"/>
-                <w:kern w:val="0"/>
-                <w14:ligatures w14:val="none"/>
-              </w:rPr>
-            </w:pPr>
-            <w:r>
-              <w:rPr>
-                <w:rFonts w:ascii="Times New Roman" w:eastAsia="Times New Roman" w:hAnsi="Times New Roman" w:cs="Times New Roman"/>
-                <w:kern w:val="0"/>
-                <w14:ligatures w14:val="none"/>
-              </w:rPr>
-              <w:t>Operating System</w:t>
-            </w:r>
-          </w:p>
-        </w:tc>
-        <w:tc>
-          <w:tcPr>
-            <w:tcW w:w="6821" w:type="dxa"/>
-            <w:hideMark/>
-          </w:tcPr>
-          <w:p>
-            <w:pPr>
-              <w:rPr>
-                <w:rFonts w:ascii="Times New Roman" w:eastAsia="Times New Roman" w:hAnsi="Times New Roman" w:cs="Times New Roman"/>
-                <w:kern w:val="0"/>
-                <w14:ligatures w14:val="none"/>
-              </w:rPr>
-            </w:pPr>
-            <w:r>
-              <w:rPr>
-                <w:rFonts w:ascii="Times New Roman" w:eastAsia="Times New Roman" w:hAnsi="Times New Roman" w:cs="Times New Roman"/>
-                <w:kern w:val="0"/>
-                <w14:ligatures w14:val="none"/>
-              </w:rPr>
-              <w:t>Microsoft Windows 11 Home 64-bit, DVD - OEM</w:t>
-            </w:r>
-          </w:p>
-        </w:tc>
-        <w:tc>
-          <w:tcPr>
-            <w:tcW w:w="0" w:type="auto"/>
-            <w:hideMark/>
-          </w:tcPr>
-          <w:p>
-            <w:pPr>
-              <w:jc w:val="right"/>
-              <w:rPr>
-                <w:rFonts w:ascii="Times New Roman" w:eastAsia="Times New Roman" w:hAnsi="Times New Roman" w:cs="Times New Roman"/>
-                <w:kern w:val="0"/>
-                <w14:ligatures w14:val="none"/>
-              </w:rPr>
-            </w:pPr>
-            <w:r>
-              <w:rPr>
-                <w:rFonts w:ascii="Times New Roman" w:eastAsia="Times New Roman" w:hAnsi="Times New Roman" w:cs="Times New Roman"/>
-                <w:kern w:val="0"/>
-                <w14:ligatures w14:val="none"/>
-              </w:rPr>
-              <w:t>1</w:t>
-            </w:r>
-          </w:p>
-        </w:tc>
-        <w:tc>
-          <w:tcPr>
-            <w:tcW w:w="0" w:type="auto"/>
-            <w:hideMark/>
-          </w:tcPr>
-          <w:p>
-            <w:pPr>
-              <w:jc w:val="right"/>
-              <w:rPr>
-                <w:rFonts w:ascii="Times New Roman" w:eastAsia="Times New Roman" w:hAnsi="Times New Roman" w:cs="Times New Roman"/>
-                <w:kern w:val="0"/>
-                <w14:ligatures w14:val="none"/>
-              </w:rPr>
-            </w:pPr>
-            <w:r>
-              <w:rPr>
-                <w:rFonts w:ascii="Times New Roman" w:eastAsia="Times New Roman" w:hAnsi="Times New Roman" w:cs="Times New Roman"/>
-                <w:kern w:val="0"/>
-                <w14:ligatures w14:val="none"/>
-              </w:rPr>
-              <w:t>20</w:t>
-            </w:r>
-          </w:p>
-        </w:tc>
-        <w:tc>
-          <w:tcPr>
-            <w:tcW w:w="0" w:type="auto"/>
-            <w:hideMark/>
-          </w:tcPr>
-          <w:p>
-            <w:pPr>
-              <w:jc w:val="right"/>
-              <w:rPr>
-                <w:rFonts w:ascii="Times New Roman" w:eastAsia="Times New Roman" w:hAnsi="Times New Roman" w:cs="Times New Roman"/>
-                <w:kern w:val="0"/>
-                <w14:ligatures w14:val="none"/>
-              </w:rPr>
-            </w:pPr>
-            <w:r>
-              <w:rPr>
-                <w:rFonts w:ascii="Times New Roman" w:eastAsia="Times New Roman" w:hAnsi="Times New Roman" w:cs="Times New Roman"/>
-                <w:kern w:val="0"/>
-                <w14:ligatures w14:val="none"/>
-              </w:rPr>
-              <w:t>$119.99</w:t>
-            </w:r>
-          </w:p>
-        </w:tc>
-      </w:tr>
-    </w:tbl>
-    <w:p>
-      <w:pPr>
-        <w:rPr>
-          <w:b/>
-          <w:bCs/>
-        </w:rPr>
-      </w:pPr>
-    </w:p>
-    <w:p>
-      <w:pPr>
-        <w:rPr>
-          <w:b/>
-          <w:bCs/>
-        </w:rPr>
-      </w:pPr>
-    </w:p>
-    <w:p>
-      <w:pPr>
-        <w:rPr>
-          <w:b/>
-          <w:bCs/>
-        </w:rPr>
-      </w:pPr>
+    <w:p>
+      <w:pPr>
+        <w:pStyle w:val="Heading1"/>
+      </w:pPr>
+      <w:bookmarkStart w:id="13" w:name="_Toc230162023"/>
+      <w:bookmarkStart w:id="14" w:name="_Toc230163242"/>
+      <w:r>
+        <w:lastRenderedPageBreak/>
+        <w:t xml:space="preserve">Component </w:t>
+      </w:r>
+      <w:r>
+        <w:t>Pricing</w:t>
+      </w:r>
+      <w:r>
+        <w:t xml:space="preserve"> </w:t>
+      </w:r>
+      <w:bookmarkEnd w:id="13"/>
+      <w:r>
+        <w:t>Chart</w:t>
+      </w:r>
+      <w:bookmarkEnd w:id="14"/>
+    </w:p>
+    <w:p>
+      <w:pPr>
+        <w:rPr>
+          <w:b/>
+          <w:bCs/>
+        </w:rPr>
+      </w:pPr>
+      <w:r>
+        <w:rPr>
+          <w:b/>
+          <w:bCs/>
+          <w:noProof/>
+        </w:rPr>
+        <w:drawing>
+          <wp:inline distT="0" distB="0" distL="0" distR="0" wp14:anchorId="6D1EEFAE" wp14:editId="771665FE">
+            <wp:extent cx="5943600" cy="3777615"/>
+            <wp:effectExtent l="0" t="0" r="0" b="0"/>
+            <wp:docPr id="236875419" name="Picture 3"/>
+            <wp:cNvGraphicFramePr>
+              <a:graphicFrameLocks xmlns:a="http://schemas.openxmlformats.org/drawingml/2006/main" noChangeAspect="1"/>
+            </wp:cNvGraphicFramePr>
+            <a:graphic xmlns:a="http://schemas.openxmlformats.org/drawingml/2006/main">
+              <a:graphicData uri="http://schemas.openxmlformats.org/drawingml/2006/picture">
+                <pic:pic xmlns:pic="http://schemas.openxmlformats.org/drawingml/2006/picture">
+                  <pic:nvPicPr>
+                    <pic:cNvPr id="236875419" name="Picture 236875419"/>
+                    <pic:cNvPicPr/>
+                  </pic:nvPicPr>
+                  <pic:blipFill>
+                    <a:blip r:embed="rId17">
+                      <a:extLst>
+                        <a:ext uri="{28A0092B-C50C-407E-A947-70E740481C1C}">
+                          <a14:useLocalDpi xmlns:a14="http://schemas.microsoft.com/office/drawing/2010/main" val="0"/>
+                        </a:ext>
+                      </a:extLst>
+                    </a:blip>
+                    <a:stretch>
+                      <a:fillRect/>
+                    </a:stretch>
+                  </pic:blipFill>
+                  <pic:spPr>
+                    <a:xfrm>
+                      <a:off x="0" y="0"/>
+                      <a:ext cx="5943600" cy="3777615"/>
+                    </a:xfrm>
+                    <a:prstGeom prst="rect">
+                      <a:avLst/>
+                    </a:prstGeom>
+                  </pic:spPr>
+                </pic:pic>
+              </a:graphicData>
+            </a:graphic>
+          </wp:inline>
+        </w:drawing>
+      </w:r>
+    </w:p>
+    <w:p>
+      <w:pPr>
+        <w:rPr>
+          <w:b/>
+          <w:bCs/>
+          <w:sz w:val="20"/>
+          <w:szCs w:val="20"/>
+        </w:rPr>
+      </w:pPr>
+      <w:r>
+        <w:rPr>
+          <w:b/>
+          <w:bCs/>
+          <w:sz w:val="20"/>
+          <w:szCs w:val="20"/>
+        </w:rPr>
+        <w:br w:type="page"/>
+      </w:r>
+    </w:p>
+    <w:p>
+      <w:pPr>
+        <w:pStyle w:val="Heading1"/>
+      </w:pPr>
+      <w:bookmarkStart w:id="15" w:name="_Toc230163243"/>
+      <w:r>
+        <w:lastRenderedPageBreak/>
+        <w:t>Parts List</w:t>
+      </w:r>
+      <w:bookmarkEnd w:id="15"/>
+    </w:p>
+    <w:p>
+      <w:pPr>
+        <w:spacing w:after="0"/>
+        <w:rPr>
+          <w:b/>
+          <w:bCs/>
+          <w:sz w:val="16"/>
+          <w:szCs w:val="16"/>
+        </w:rPr>
+      </w:pPr>
+      <w:r>
+        <w:rPr>
+          <w:b/>
+          <w:bCs/>
+          <w:sz w:val="16"/>
+          <w:szCs w:val="16"/>
+        </w:rPr>
+        <w:t>Component: CPU</w:t>
+      </w:r>
+    </w:p>
+    <w:p>
+      <w:pPr>
+        <w:spacing w:after="0"/>
+        <w:rPr>
+          <w:b/>
+          <w:bCs/>
+          <w:sz w:val="16"/>
+          <w:szCs w:val="16"/>
+        </w:rPr>
+      </w:pPr>
+      <w:r>
+        <w:rPr>
+          <w:b/>
+          <w:bCs/>
+          <w:sz w:val="16"/>
+          <w:szCs w:val="16"/>
+        </w:rPr>
+        <w:t>Selected Product: Intel Core Ultra 9 285K - Core Ultra 9 Series 2 Arrow Lake 24-Core 8P+16E, LGA 1851, 125W Desktop Processor</w:t>
+      </w:r>
+    </w:p>
+    <w:p>
+      <w:pPr>
+        <w:spacing w:after="0"/>
+        <w:rPr>
+          <w:b/>
+          <w:bCs/>
+          <w:sz w:val="16"/>
+          <w:szCs w:val="16"/>
+        </w:rPr>
+      </w:pPr>
+      <w:r>
+        <w:rPr>
+          <w:b/>
+          <w:bCs/>
+          <w:sz w:val="16"/>
+          <w:szCs w:val="16"/>
+        </w:rPr>
+        <w:t>Price: $559.99</w:t>
+      </w:r>
+    </w:p>
+    <w:p>
+      <w:pPr>
+        <w:spacing w:after="0"/>
+        <w:rPr>
+          <w:b/>
+          <w:bCs/>
+          <w:sz w:val="16"/>
+          <w:szCs w:val="16"/>
+        </w:rPr>
+      </w:pPr>
+    </w:p>
+    <w:p>
+      <w:pPr>
+        <w:spacing w:after="0"/>
+        <w:rPr>
+          <w:b/>
+          <w:bCs/>
+          <w:sz w:val="16"/>
+          <w:szCs w:val="16"/>
+        </w:rPr>
+      </w:pPr>
+      <w:r>
+        <w:rPr>
+          <w:b/>
+          <w:bCs/>
+          <w:sz w:val="16"/>
+          <w:szCs w:val="16"/>
+        </w:rPr>
+        <w:t>Component: Motherboard</w:t>
+      </w:r>
+    </w:p>
+    <w:p>
+      <w:pPr>
+        <w:spacing w:after="0"/>
+        <w:rPr>
+          <w:b/>
+          <w:bCs/>
+          <w:sz w:val="16"/>
+          <w:szCs w:val="16"/>
+        </w:rPr>
+      </w:pPr>
+      <w:r>
+        <w:rPr>
+          <w:b/>
+          <w:bCs/>
+          <w:sz w:val="16"/>
+          <w:szCs w:val="16"/>
+        </w:rPr>
+        <w:t>Selected Product: GIGABYTE Z890 AORUS ELITE WIFI ICE Ultra Core Series 2 LGA 1851, ATX, DDR5, 4x M.2, PCIe 5.0, Thunderbolt 4, WIFI 7</w:t>
+      </w:r>
+    </w:p>
+    <w:p>
+      <w:pPr>
+        <w:spacing w:after="0"/>
+        <w:rPr>
+          <w:b/>
+          <w:bCs/>
+          <w:sz w:val="16"/>
+          <w:szCs w:val="16"/>
+        </w:rPr>
+      </w:pPr>
+      <w:r>
+        <w:rPr>
+          <w:b/>
+          <w:bCs/>
+          <w:sz w:val="16"/>
+          <w:szCs w:val="16"/>
+        </w:rPr>
+        <w:t>Price: $199.99</w:t>
+      </w:r>
+    </w:p>
+    <w:p>
+      <w:pPr>
+        <w:spacing w:after="0"/>
+        <w:rPr>
+          <w:b/>
+          <w:bCs/>
+          <w:sz w:val="16"/>
+          <w:szCs w:val="16"/>
+        </w:rPr>
+      </w:pPr>
+    </w:p>
+    <w:p>
+      <w:pPr>
+        <w:spacing w:after="0"/>
+        <w:rPr>
+          <w:b/>
+          <w:bCs/>
+          <w:sz w:val="16"/>
+          <w:szCs w:val="16"/>
+        </w:rPr>
+      </w:pPr>
+      <w:r>
+        <w:rPr>
+          <w:b/>
+          <w:bCs/>
+          <w:sz w:val="16"/>
+          <w:szCs w:val="16"/>
+        </w:rPr>
+        <w:t>Component: Memory</w:t>
+      </w:r>
+    </w:p>
+    <w:p>
+      <w:pPr>
+        <w:spacing w:after="0"/>
+        <w:rPr>
+          <w:b/>
+          <w:bCs/>
+          <w:sz w:val="16"/>
+          <w:szCs w:val="16"/>
+        </w:rPr>
+      </w:pPr>
+      <w:r>
+        <w:rPr>
+          <w:b/>
+          <w:bCs/>
+          <w:sz w:val="16"/>
+          <w:szCs w:val="16"/>
+        </w:rPr>
+        <w:t>Selected Product: Patriot Viper Venom 32GB 2 x 16GB 288-Pin PC RAM DDR5 6000 Desktop Memory</w:t>
+      </w:r>
+    </w:p>
+    <w:p>
+      <w:pPr>
+        <w:spacing w:after="0"/>
+        <w:rPr>
+          <w:b/>
+          <w:bCs/>
+          <w:sz w:val="16"/>
+          <w:szCs w:val="16"/>
+        </w:rPr>
+      </w:pPr>
+      <w:r>
+        <w:rPr>
+          <w:b/>
+          <w:bCs/>
+          <w:sz w:val="16"/>
+          <w:szCs w:val="16"/>
+        </w:rPr>
+        <w:t>Price: $369.99</w:t>
+      </w:r>
+    </w:p>
+    <w:p>
+      <w:pPr>
+        <w:spacing w:after="0"/>
+        <w:rPr>
+          <w:b/>
+          <w:bCs/>
+          <w:sz w:val="16"/>
+          <w:szCs w:val="16"/>
+        </w:rPr>
+      </w:pPr>
+    </w:p>
+    <w:p>
+      <w:pPr>
+        <w:spacing w:after="0"/>
+        <w:rPr>
+          <w:b/>
+          <w:bCs/>
+          <w:sz w:val="16"/>
+          <w:szCs w:val="16"/>
+        </w:rPr>
+      </w:pPr>
+      <w:r>
+        <w:rPr>
+          <w:b/>
+          <w:bCs/>
+          <w:sz w:val="16"/>
+          <w:szCs w:val="16"/>
+        </w:rPr>
+        <w:t>Component: Graphics Card</w:t>
+      </w:r>
+    </w:p>
+    <w:p>
+      <w:pPr>
+        <w:spacing w:after="0"/>
+        <w:rPr>
+          <w:b/>
+          <w:bCs/>
+          <w:sz w:val="16"/>
+          <w:szCs w:val="16"/>
+        </w:rPr>
+      </w:pPr>
+      <w:r>
+        <w:rPr>
+          <w:b/>
+          <w:bCs/>
+          <w:sz w:val="16"/>
+          <w:szCs w:val="16"/>
+        </w:rPr>
+        <w:t>Selected Product: ASUS GeForce RTX 5060 8GB GDDR7 PCI Express 5.0 x8 Graphics Card PRIME-RTX5060-8G</w:t>
+      </w:r>
+    </w:p>
+    <w:p>
+      <w:pPr>
+        <w:spacing w:after="0"/>
+        <w:rPr>
+          <w:b/>
+          <w:bCs/>
+          <w:sz w:val="16"/>
+          <w:szCs w:val="16"/>
+        </w:rPr>
+      </w:pPr>
+      <w:r>
+        <w:rPr>
+          <w:b/>
+          <w:bCs/>
+          <w:sz w:val="16"/>
+          <w:szCs w:val="16"/>
+        </w:rPr>
+        <w:t>Price: $389.99</w:t>
+      </w:r>
+    </w:p>
+    <w:p>
+      <w:pPr>
+        <w:spacing w:after="0"/>
+        <w:rPr>
+          <w:b/>
+          <w:bCs/>
+          <w:sz w:val="16"/>
+          <w:szCs w:val="16"/>
+        </w:rPr>
+      </w:pPr>
+    </w:p>
+    <w:p>
+      <w:pPr>
+        <w:spacing w:after="0"/>
+        <w:rPr>
+          <w:b/>
+          <w:bCs/>
+          <w:sz w:val="16"/>
+          <w:szCs w:val="16"/>
+        </w:rPr>
+      </w:pPr>
+      <w:r>
+        <w:rPr>
+          <w:b/>
+          <w:bCs/>
+          <w:sz w:val="16"/>
+          <w:szCs w:val="16"/>
+        </w:rPr>
+        <w:t>Component: Case</w:t>
+      </w:r>
+    </w:p>
+    <w:p>
+      <w:pPr>
+        <w:spacing w:after="0"/>
+        <w:rPr>
+          <w:b/>
+          <w:bCs/>
+          <w:sz w:val="16"/>
+          <w:szCs w:val="16"/>
+        </w:rPr>
+      </w:pPr>
+      <w:r>
+        <w:rPr>
+          <w:b/>
+          <w:bCs/>
+          <w:sz w:val="16"/>
+          <w:szCs w:val="16"/>
+        </w:rPr>
+        <w:t>Selected Product: DIYPC DIY-ATX08-Wood Black USB3.0 / Type C ATX Mid Tower Gaming Computer Case with Tempered Glass Side Panel</w:t>
+      </w:r>
+    </w:p>
+    <w:p>
+      <w:pPr>
+        <w:spacing w:after="0"/>
+        <w:rPr>
+          <w:b/>
+          <w:bCs/>
+          <w:sz w:val="16"/>
+          <w:szCs w:val="16"/>
+        </w:rPr>
+      </w:pPr>
+      <w:r>
+        <w:rPr>
+          <w:b/>
+          <w:bCs/>
+          <w:sz w:val="16"/>
+          <w:szCs w:val="16"/>
+        </w:rPr>
+        <w:t>Price: $74.99</w:t>
+      </w:r>
+    </w:p>
+    <w:p>
+      <w:pPr>
+        <w:spacing w:after="0"/>
+        <w:rPr>
+          <w:b/>
+          <w:bCs/>
+          <w:sz w:val="16"/>
+          <w:szCs w:val="16"/>
+        </w:rPr>
+      </w:pPr>
+    </w:p>
+    <w:p>
+      <w:pPr>
+        <w:spacing w:after="0"/>
+        <w:rPr>
+          <w:b/>
+          <w:bCs/>
+          <w:sz w:val="16"/>
+          <w:szCs w:val="16"/>
+        </w:rPr>
+      </w:pPr>
+      <w:r>
+        <w:rPr>
+          <w:b/>
+          <w:bCs/>
+          <w:sz w:val="16"/>
+          <w:szCs w:val="16"/>
+        </w:rPr>
+        <w:t>Component: Power Supply</w:t>
+      </w:r>
+    </w:p>
+    <w:p>
+      <w:pPr>
+        <w:spacing w:after="0"/>
+        <w:rPr>
+          <w:b/>
+          <w:bCs/>
+          <w:sz w:val="16"/>
+          <w:szCs w:val="16"/>
+        </w:rPr>
+      </w:pPr>
+      <w:r>
+        <w:rPr>
+          <w:b/>
+          <w:bCs/>
+          <w:sz w:val="16"/>
+          <w:szCs w:val="16"/>
+        </w:rPr>
+        <w:t>Selected Product: MSI MAG A650BN, Non-Modular, Compact 650W Power Supply, 80+ Bronze, Low-Noise Fan, Active PFC Design</w:t>
+      </w:r>
+    </w:p>
+    <w:p>
+      <w:pPr>
+        <w:spacing w:after="0"/>
+        <w:rPr>
+          <w:b/>
+          <w:bCs/>
+          <w:sz w:val="16"/>
+          <w:szCs w:val="16"/>
+        </w:rPr>
+      </w:pPr>
+      <w:r>
+        <w:rPr>
+          <w:b/>
+          <w:bCs/>
+          <w:sz w:val="16"/>
+          <w:szCs w:val="16"/>
+        </w:rPr>
+        <w:t>Price: $61.99</w:t>
+      </w:r>
+    </w:p>
+    <w:p>
+      <w:pPr>
+        <w:spacing w:after="0"/>
+        <w:rPr>
+          <w:b/>
+          <w:bCs/>
+          <w:sz w:val="16"/>
+          <w:szCs w:val="16"/>
+        </w:rPr>
+      </w:pPr>
+    </w:p>
+    <w:p>
+      <w:pPr>
+        <w:spacing w:after="0"/>
+        <w:rPr>
+          <w:b/>
+          <w:bCs/>
+          <w:sz w:val="16"/>
+          <w:szCs w:val="16"/>
+        </w:rPr>
+      </w:pPr>
+      <w:r>
+        <w:rPr>
+          <w:b/>
+          <w:bCs/>
+          <w:sz w:val="16"/>
+          <w:szCs w:val="16"/>
+        </w:rPr>
+        <w:t>Component: Storage</w:t>
+      </w:r>
+    </w:p>
+    <w:p>
+      <w:pPr>
+        <w:spacing w:after="0"/>
+        <w:rPr>
+          <w:b/>
+          <w:bCs/>
+          <w:sz w:val="16"/>
+          <w:szCs w:val="16"/>
+        </w:rPr>
+      </w:pPr>
+      <w:r>
+        <w:rPr>
+          <w:b/>
+          <w:bCs/>
+          <w:sz w:val="16"/>
+          <w:szCs w:val="16"/>
+        </w:rPr>
+        <w:t>Selected Product: Patriot Memory Viper VP4300 Lite 1TB M.2 PCIe Gen4 x4 SSD, Compatible with PS5</w:t>
+      </w:r>
+    </w:p>
+    <w:p>
+      <w:pPr>
+        <w:spacing w:after="0"/>
+        <w:rPr>
+          <w:b/>
+          <w:bCs/>
+          <w:sz w:val="16"/>
+          <w:szCs w:val="16"/>
+        </w:rPr>
+      </w:pPr>
+      <w:r>
+        <w:rPr>
+          <w:b/>
+          <w:bCs/>
+          <w:sz w:val="16"/>
+          <w:szCs w:val="16"/>
+        </w:rPr>
+        <w:t>Price: $164.99</w:t>
+      </w:r>
+    </w:p>
+    <w:p>
+      <w:pPr>
+        <w:spacing w:after="0"/>
+        <w:rPr>
+          <w:b/>
+          <w:bCs/>
+          <w:sz w:val="16"/>
+          <w:szCs w:val="16"/>
+        </w:rPr>
+      </w:pPr>
+    </w:p>
+    <w:p>
+      <w:pPr>
+        <w:spacing w:after="0"/>
+        <w:rPr>
+          <w:b/>
+          <w:bCs/>
+          <w:sz w:val="16"/>
+          <w:szCs w:val="16"/>
+        </w:rPr>
+      </w:pPr>
+      <w:r>
+        <w:rPr>
+          <w:b/>
+          <w:bCs/>
+          <w:sz w:val="16"/>
+          <w:szCs w:val="16"/>
+        </w:rPr>
+        <w:t>Component: CPU Cooler</w:t>
+      </w:r>
+    </w:p>
+    <w:p>
+      <w:pPr>
+        <w:spacing w:after="0"/>
+        <w:rPr>
+          <w:b/>
+          <w:bCs/>
+          <w:sz w:val="16"/>
+          <w:szCs w:val="16"/>
+        </w:rPr>
+      </w:pPr>
+      <w:r>
+        <w:rPr>
+          <w:b/>
+          <w:bCs/>
+          <w:sz w:val="16"/>
+          <w:szCs w:val="16"/>
+        </w:rPr>
+        <w:t>Selected Product: Cooler Master Hyper 212 Black CPU Air Cooler - 120mm PWM Fan, 4 Copper Heat Pipes, Aluminum Tower</w:t>
+      </w:r>
+    </w:p>
+    <w:p>
+      <w:pPr>
+        <w:spacing w:after="0"/>
+        <w:rPr>
+          <w:b/>
+          <w:bCs/>
+          <w:sz w:val="16"/>
+          <w:szCs w:val="16"/>
+        </w:rPr>
+      </w:pPr>
+      <w:r>
+        <w:rPr>
+          <w:b/>
+          <w:bCs/>
+          <w:sz w:val="16"/>
+          <w:szCs w:val="16"/>
+        </w:rPr>
+        <w:t>Price: $29.99</w:t>
+      </w:r>
+    </w:p>
+    <w:p>
+      <w:pPr>
+        <w:spacing w:after="0"/>
+        <w:rPr>
+          <w:b/>
+          <w:bCs/>
+          <w:sz w:val="16"/>
+          <w:szCs w:val="16"/>
+        </w:rPr>
+      </w:pPr>
+    </w:p>
+    <w:p>
+      <w:pPr>
+        <w:spacing w:after="0"/>
+        <w:rPr>
+          <w:b/>
+          <w:bCs/>
+          <w:sz w:val="16"/>
+          <w:szCs w:val="16"/>
+        </w:rPr>
+      </w:pPr>
+      <w:r>
+        <w:rPr>
+          <w:b/>
+          <w:bCs/>
+          <w:sz w:val="16"/>
+          <w:szCs w:val="16"/>
+        </w:rPr>
+        <w:t>Component: Operating System</w:t>
+      </w:r>
+    </w:p>
+    <w:p>
+      <w:pPr>
+        <w:spacing w:after="0"/>
+        <w:rPr>
+          <w:b/>
+          <w:bCs/>
+          <w:sz w:val="16"/>
+          <w:szCs w:val="16"/>
+        </w:rPr>
+      </w:pPr>
+      <w:r>
+        <w:rPr>
+          <w:b/>
+          <w:bCs/>
+          <w:sz w:val="16"/>
+          <w:szCs w:val="16"/>
+        </w:rPr>
+        <w:t>Selected Product: Microsoft Windows 11 Home 64-bit, DVD - OEM</w:t>
+      </w:r>
+    </w:p>
+    <w:p>
+      <w:pPr>
+        <w:spacing w:after="0"/>
+        <w:rPr>
+          <w:b/>
+          <w:bCs/>
+          <w:sz w:val="16"/>
+          <w:szCs w:val="16"/>
+        </w:rPr>
+      </w:pPr>
+      <w:r>
+        <w:rPr>
+          <w:b/>
+          <w:bCs/>
+          <w:sz w:val="16"/>
+          <w:szCs w:val="16"/>
+        </w:rPr>
+        <w:t>Price: $119.99</w:t>
+      </w:r>
+    </w:p>
+    <w:p>
+      <w:pPr>
+        <w:rPr>
+          <w:b/>
+          <w:bCs/>
+          <w:sz w:val="21"/>
+          <w:szCs w:val="21"/>
+        </w:rPr>
+      </w:pPr>
+    </w:p>
+    <w:p>
+      <w:pPr>
+        <w:rPr>
+          <w:b/>
+          <w:bCs/>
+        </w:rPr>
+      </w:pPr>
+      <w:r>
+        <w:rPr>
+          <w:b/>
+          <w:bCs/>
+          <w:sz w:val="21"/>
+          <w:szCs w:val="21"/>
+        </w:rPr>
+        <w:t>Estimated Total: $1,971.91</w:t>
+      </w:r>
+      <w:bookmarkStart w:id="16" w:name="_Toc230162024"/>
+      <w:r>
+        <w:br w:type="page"/>
+      </w:r>
+    </w:p>
+    <w:p>
+      <w:pPr>
+        <w:pStyle w:val="Heading1"/>
+        <w:jc w:val="center"/>
+      </w:pPr>
+      <w:bookmarkStart w:id="17" w:name="_Toc230163244"/>
+      <w:r>
+        <w:lastRenderedPageBreak/>
+        <w:t>Reasoning For Part Selections</w:t>
+      </w:r>
+      <w:bookmarkEnd w:id="16"/>
+      <w:bookmarkEnd w:id="17"/>
+    </w:p>
+    <w:p>
+      <w:pPr>
+        <w:rPr>
+          <w:b/>
+          <w:bCs/>
+        </w:rPr>
+      </w:pPr>
+      <w:r>
+        <w:rPr>
+          <w:b/>
+          <w:bCs/>
+        </w:rPr>
+        <w:t>Overall Benefit to the Customer:</w:t>
+      </w:r>
+    </w:p>
+    <w:p>
+      <w:pPr>
+        <w:ind w:firstLine="720"/>
+        <w:rPr>
+          <w:b/>
+          <w:bCs/>
+        </w:rPr>
+      </w:pPr>
+      <w:r>
+        <w:rPr>
+          <w:b/>
+          <w:bCs/>
+        </w:rPr>
+        <w:t xml:space="preserve">This computer is a modern build. It’s not the most expensive in terms of pricing. </w:t>
+      </w:r>
       <w:proofErr w:type="gramStart"/>
       <w:r>
         <w:rPr>
           <w:b/>
           <w:bCs/>
         </w:rPr>
-        <w:t>Total :</w:t>
+        <w:t>But,</w:t>
       </w:r>
       <w:proofErr w:type="gramEnd"/>
       <w:r>
@@ -2216,52 +2640,23 @@
           <w:b/>
           <w:bCs/>
         </w:rPr>
-        <w:t xml:space="preserve"> 1971.91</w:t>
-      </w:r>
-    </w:p>
-    <w:p>
-      <w:pPr>
-        <w:rPr>
-          <w:b/>
-          <w:bCs/>
-        </w:rPr>
-      </w:pPr>
-      <w:r>
-        <w:rPr>
-          <w:b/>
-          <w:bCs/>
-        </w:rPr>
-        <w:br w:type="page"/>
-      </w:r>
-    </w:p>
-    <w:p>
-      <w:pPr>
-        <w:rPr>
-          <w:b/>
-          <w:bCs/>
-        </w:rPr>
-      </w:pPr>
-      <w:r>
-        <w:rPr>
-          <w:b/>
-          <w:bCs/>
-        </w:rPr>
-        <w:lastRenderedPageBreak/>
-        <w:t>Overall Benefit to the Customer:</w:t>
-      </w:r>
-      <w:r>
-        <w:rPr>
-          <w:b/>
-          <w:bCs/>
-        </w:rPr>
-        <w:br/>
-      </w:r>
-      <w:r>
-        <w:rPr>
-          <w:b/>
-          <w:bCs/>
-        </w:rPr>
-        <w:br/>
+        <w:t xml:space="preserve"> it </w:t>
+      </w:r>
+      <w:proofErr w:type="gramStart"/>
+      <w:r>
+        <w:rPr>
+          <w:b/>
+          <w:bCs/>
+        </w:rPr>
+        <w:t>definitely will</w:t>
+      </w:r>
+      <w:proofErr w:type="gramEnd"/>
+      <w:r>
+        <w:rPr>
+          <w:b/>
+          <w:bCs/>
+        </w:rPr>
+        <w:t xml:space="preserve"> be able to handle all the demands of a full stack developer. </w:t>
       </w:r>
     </w:p>
     <w:p>
@@ -2277,7 +2672,60 @@
           <w:b/>
           <w:bCs/>
         </w:rPr>
-        <w:t xml:space="preserve">This computer is a modern build. It’s not the most expensive in terms of pricing. </w:t>
+        <w:t xml:space="preserve">The </w:t>
+      </w:r>
+      <w:r>
+        <w:rPr>
+          <w:b/>
+          <w:bCs/>
+          <w:color w:val="BF4E14" w:themeColor="accent2" w:themeShade="BF"/>
+        </w:rPr>
+        <w:t xml:space="preserve">motherboard </w:t>
+      </w:r>
+      <w:r>
+        <w:rPr>
+          <w:b/>
+          <w:bCs/>
+        </w:rPr>
+        <w:t>that I chose runs newer DDR5 and Wi-Fi7 components.</w:t>
+      </w:r>
+      <w:r>
+        <w:rPr>
+          <w:b/>
+          <w:bCs/>
+        </w:rPr>
+        <w:t xml:space="preserve"> It also has M.2 slots, 4 of them. Overkill?  Ideally one M.2 drive would be all that’s needed. </w:t>
+      </w:r>
+    </w:p>
+    <w:p>
+      <w:pPr>
+        <w:ind w:firstLine="720"/>
+        <w:rPr>
+          <w:b/>
+          <w:bCs/>
+        </w:rPr>
+      </w:pPr>
+      <w:r>
+        <w:rPr>
+          <w:b/>
+          <w:bCs/>
+        </w:rPr>
+        <w:t xml:space="preserve">The </w:t>
+      </w:r>
+      <w:r>
+        <w:rPr>
+          <w:b/>
+          <w:bCs/>
+          <w:color w:val="BF4E14" w:themeColor="accent2" w:themeShade="BF"/>
+        </w:rPr>
+        <w:t xml:space="preserve">CPU </w:t>
+      </w:r>
+      <w:r>
+        <w:rPr>
+          <w:b/>
+          <w:bCs/>
+        </w:rPr>
+        <w:t xml:space="preserve">is a newer intel processor. I’ve used it personally. It’s amazing. The performance of the PC is </w:t>
       </w:r>
       <w:proofErr w:type="gramStart"/>
       <w:r>
@@ -2285,7 +2733,7 @@
           <w:b/>
           <w:bCs/>
         </w:rPr>
-        <w:t>But,</w:t>
+        <w:t>really smooth</w:t>
       </w:r>
       <w:proofErr w:type="gramEnd"/>
       <w:r>
@@ -2293,23 +2741,7 @@
           <w:b/>
           <w:bCs/>
         </w:rPr>
-        <w:t xml:space="preserve"> it </w:t>
-      </w:r>
-      <w:proofErr w:type="gramStart"/>
-      <w:r>
-        <w:rPr>
-          <w:b/>
-          <w:bCs/>
-        </w:rPr>
-        <w:t>definitely will</w:t>
-      </w:r>
-      <w:proofErr w:type="gramEnd"/>
-      <w:r>
-        <w:rPr>
-          <w:b/>
-          <w:bCs/>
-        </w:rPr>
-        <w:t xml:space="preserve"> be able to handle all the demands of a full stack developer. </w:t>
+        <w:t xml:space="preserve"> and snappy. I have had no issues with it after a few months of use. The performance here would be great for someone in software dev running multiple browser tabs, an IDE, and servers locally.</w:t>
       </w:r>
     </w:p>
     <w:p>
@@ -2325,14 +2757,22 @@
           <w:b/>
           <w:bCs/>
         </w:rPr>
-        <w:t>The motherboard that I chose runs newer DDR5 and Wi-Fi7 components.</w:t>
-      </w:r>
-      <w:r>
-        <w:rPr>
-          <w:b/>
-          <w:bCs/>
-        </w:rPr>
-        <w:t xml:space="preserve"> It also has M.2 slots, 4 of them. Overkill?  Ideally one M.2 drive would be all that’s needed. </w:t>
+        <w:t xml:space="preserve">The </w:t>
+      </w:r>
+      <w:r>
+        <w:rPr>
+          <w:b/>
+          <w:bCs/>
+          <w:color w:val="BF4E14" w:themeColor="accent2" w:themeShade="BF"/>
+        </w:rPr>
+        <w:t xml:space="preserve">CPU cooler </w:t>
+      </w:r>
+      <w:r>
+        <w:rPr>
+          <w:b/>
+          <w:bCs/>
+        </w:rPr>
+        <w:t>is nothing fancy, just a simple fan that mounts to the CPU bracket.</w:t>
       </w:r>
     </w:p>
     <w:p>
@@ -2347,24 +2787,39 @@
         <w:rPr>
           <w:b/>
           <w:bCs/>
-        </w:rPr>
-        <w:t xml:space="preserve">The CPU is a newer intel processor. I’ve used it personally. It’s amazing. The performance of the PC is </w:t>
-      </w:r>
-      <w:proofErr w:type="gramStart"/>
-      <w:r>
-        <w:rPr>
-          <w:b/>
-          <w:bCs/>
-        </w:rPr>
-        <w:t>really smooth</w:t>
-      </w:r>
-      <w:proofErr w:type="gramEnd"/>
-      <w:r>
-        <w:rPr>
-          <w:b/>
-          <w:bCs/>
-        </w:rPr>
-        <w:t xml:space="preserve"> and snappy. I have had no issues with it after a few months of use. The performance here would be great for someone in software dev running multiple browser tabs, an IDE, and servers locally.</w:t>
+          <w:color w:val="BF4E14" w:themeColor="accent2" w:themeShade="BF"/>
+        </w:rPr>
+        <w:t>RAM,</w:t>
+      </w:r>
+      <w:r>
+        <w:rPr>
+          <w:b/>
+          <w:bCs/>
+        </w:rPr>
+        <w:t xml:space="preserve"> it’s not the best and it’s not the worst. </w:t>
+      </w:r>
+      <w:r>
+        <w:rPr>
+          <w:b/>
+          <w:bCs/>
+        </w:rPr>
+        <w:t>16gb RAM seems to be the standard for newer pre-</w:t>
+      </w:r>
+      <w:proofErr w:type="spellStart"/>
+      <w:r>
+        <w:rPr>
+          <w:b/>
+          <w:bCs/>
+        </w:rPr>
+        <w:t>builts</w:t>
+      </w:r>
+      <w:proofErr w:type="spellEnd"/>
+      <w:r>
+        <w:rPr>
+          <w:b/>
+          <w:bCs/>
+        </w:rPr>
+        <w:t xml:space="preserve">. Many systems can come with 8gb and even 4gb RAM. 32gb is more than the standard and can support normal software developer workflows. I have both. A system running 16, which is 100% fine, and I also have a system with 32gb RAM.  I see no difference in performance if we’re being honest. I’m Never limited on either device. </w:t>
       </w:r>
     </w:p>
     <w:p>
@@ -2380,7 +2835,14 @@
           <w:b/>
           <w:bCs/>
         </w:rPr>
-        <w:t>The CPU cooler is nothing fancy, just a simple fan that mounts to the CPU bracket.</w:t>
+        <w:t xml:space="preserve">Ideally, if you can get more, that’s the better route. You’d rather have it and not need it than need it and don’t have it. And this isn’t a crazy price difference… or tier difference, shall I say. PC builds can go all the way up to 256gb RAM. 32 is perfect for our purposes. </w:t>
+      </w:r>
+      <w:r>
+        <w:rPr>
+          <w:b/>
+          <w:bCs/>
+        </w:rPr>
+        <w:t xml:space="preserve">            </w:t>
       </w:r>
     </w:p>
     <w:p>
@@ -2395,31 +2857,37 @@
         <w:rPr>
           <w:b/>
           <w:bCs/>
-        </w:rPr>
-        <w:t xml:space="preserve">RAM, it’s not the best and it’s not the worst. </w:t>
-      </w:r>
-      <w:r>
-        <w:rPr>
-          <w:b/>
-          <w:bCs/>
-        </w:rPr>
-        <w:t>16gb RAM seems to be the standard for newer pre-</w:t>
-      </w:r>
-      <w:proofErr w:type="spellStart"/>
-      <w:r>
-        <w:rPr>
-          <w:b/>
-          <w:bCs/>
-        </w:rPr>
-        <w:t>builts</w:t>
-      </w:r>
-      <w:proofErr w:type="spellEnd"/>
-      <w:r>
-        <w:rPr>
-          <w:b/>
-          <w:bCs/>
-        </w:rPr>
-        <w:t xml:space="preserve">. Many systems can come with 8gb and even 4gb RAM. 32gb is more than the standard and can support normal software developer workflows. I have both. A system running 16, which is 100% fine, and I also have a system with 32gb RAM.  I see no difference in performance if we’re being honest. I’m Never limited on either device. </w:t>
+          <w:color w:val="BF4E14" w:themeColor="accent2" w:themeShade="BF"/>
+        </w:rPr>
+        <w:t>GPU.</w:t>
+      </w:r>
+      <w:r>
+        <w:rPr>
+          <w:b/>
+          <w:bCs/>
+        </w:rPr>
+        <w:t xml:space="preserve"> I said this would be optional, but the ideology from the RAM still applies.</w:t>
+      </w:r>
+      <w:r>
+        <w:rPr>
+          <w:b/>
+          <w:bCs/>
+        </w:rPr>
+        <w:t xml:space="preserve"> </w:t>
+      </w:r>
+      <w:r>
+        <w:rPr>
+          <w:b/>
+          <w:bCs/>
+        </w:rPr>
+        <w:t>Although the work that a full stack developer is not necessarily GPU intensive, it is one of those things that is still nice to have so that you do have the option of doing things that do require the rendering of graphics just a tad bit smoother. If you may possibly work more on the user interface side, having a GPU may be beneficial but for a full stack developer I’m not particularly sure that it’s “needed “.</w:t>
+      </w:r>
+      <w:r>
+        <w:rPr>
+          <w:b/>
+          <w:bCs/>
+        </w:rPr>
+        <w:t xml:space="preserve">     </w:t>
       </w:r>
     </w:p>
     <w:p>
@@ -2435,67 +2903,22 @@
           <w:b/>
           <w:bCs/>
         </w:rPr>
-        <w:t xml:space="preserve">Ideally, if you can get more, that’s the better route. You’d rather have it and not need it than need it and don’t have it. And this isn’t a crazy price difference… or tier difference, shall I say. PC builds can go all the way up to 256gb RAM. 32 is perfect for our purposes. </w:t>
-      </w:r>
-      <w:r>
-        <w:rPr>
-          <w:b/>
-          <w:bCs/>
-        </w:rPr>
-        <w:t xml:space="preserve">            </w:t>
-      </w:r>
-    </w:p>
-    <w:p>
-      <w:pPr>
-        <w:ind w:firstLine="720"/>
-        <w:rPr>
-          <w:b/>
-          <w:bCs/>
-        </w:rPr>
-      </w:pPr>
-      <w:r>
-        <w:rPr>
-          <w:b/>
-          <w:bCs/>
-        </w:rPr>
-        <w:t>GPU. I said this would be optional, but the ideology from the RAM still applies.</w:t>
-      </w:r>
-      <w:r>
-        <w:rPr>
-          <w:b/>
-          <w:bCs/>
-        </w:rPr>
-        <w:t xml:space="preserve"> </w:t>
-      </w:r>
-      <w:r>
-        <w:rPr>
-          <w:b/>
-          <w:bCs/>
-        </w:rPr>
-        <w:t>Although the work that a full stack developer is not necessarily GPU intensive, it is one of those things that is still nice to have so that you do have the option of doing things that do require the rendering of graphics just a tad bit smoother. If you may possibly work more on the user interface side, having a GPU may be beneficial but for a full stack developer I’m not particularly sure that it’s “needed “.</w:t>
-      </w:r>
-      <w:r>
-        <w:rPr>
-          <w:b/>
-          <w:bCs/>
-        </w:rPr>
-        <w:t xml:space="preserve">     </w:t>
-      </w:r>
-    </w:p>
-    <w:p>
-      <w:pPr>
-        <w:ind w:firstLine="720"/>
-        <w:rPr>
-          <w:b/>
-          <w:bCs/>
-        </w:rPr>
-      </w:pPr>
-      <w:r>
-        <w:rPr>
-          <w:b/>
-          <w:bCs/>
-        </w:rPr>
-        <w:t xml:space="preserve">For storage, I went with a simple one M.2 memory card. On average, I currently use about 200 to 300 GB of storage for my software work. This is one of those concepts of it better to have it and not need to need it and not have it. The storage is one of those things that can grow very quickly if you are not actively taking care of it. I went with the </w:t>
+        <w:t xml:space="preserve">For </w:t>
+      </w:r>
+      <w:r>
+        <w:rPr>
+          <w:b/>
+          <w:bCs/>
+          <w:color w:val="BF4E14" w:themeColor="accent2" w:themeShade="BF"/>
+        </w:rPr>
+        <w:t>storage,</w:t>
+      </w:r>
+      <w:r>
+        <w:rPr>
+          <w:b/>
+          <w:bCs/>
+        </w:rPr>
+        <w:t xml:space="preserve"> I went with a simple one M.2 memory card. On average, I currently use about 200 to 300 GB of storage for my software work. This is one of those concepts of it better to have it and not need to need it and not have it. The storage is one of those things that can grow very quickly if you are not actively taking care of it. I went with the </w:t>
       </w:r>
       <w:r>
         <w:rPr>
@@ -2519,7 +2942,22 @@
           <w:bCs/>
         </w:rPr>
         <w:tab/>
-        <w:t xml:space="preserve">The power supply chosen was a very simple decision based on the total wattage of all the pc components. The total was 390 Watts. I chose a </w:t>
+        <w:t xml:space="preserve">The </w:t>
+      </w:r>
+      <w:r>
+        <w:rPr>
+          <w:b/>
+          <w:bCs/>
+          <w:color w:val="BF4E14" w:themeColor="accent2" w:themeShade="BF"/>
+        </w:rPr>
+        <w:t xml:space="preserve">power supply </w:t>
+      </w:r>
+      <w:r>
+        <w:rPr>
+          <w:b/>
+          <w:bCs/>
+        </w:rPr>
+        <w:t xml:space="preserve">chosen was a very simple decision based on the total wattage of all the pc components. The total was 390 Watts. I chose a </w:t>
       </w:r>
       <w:proofErr w:type="gramStart"/>
       <w:r>
@@ -2546,13 +2984,189 @@
       </w:r>
     </w:p>
     <w:sectPr>
+      <w:headerReference w:type="even" r:id="rId18"/>
+      <w:headerReference w:type="default" r:id="rId19"/>
       <w:pgSz w:w="12240" w:h="15840"/>
       <w:pgMar w:top="1440" w:right="1440" w:bottom="1440" w:left="1440" w:header="720" w:footer="720" w:gutter="0"/>
       <w:cols w:space="720"/>
+      <w:titlePg/>
       <w:docGrid w:linePitch="360"/>
     </w:sectPr>
   </w:body>
 </w:document>
+</file>
+
+<file path=word/endnotes.xml><?xml version="1.0" encoding="utf-8"?>
+<w:endnotes xmlns:wpc="http://schemas.microsoft.com/office/word/2010/wordprocessingCanvas" xmlns:cx="http://schemas.microsoft.com/office/drawing/2014/chartex" xmlns:cx1="http://schemas.microsoft.com/office/drawing/2015/9/8/chartex" xmlns:cx2="http://schemas.microsoft.com/office/drawing/2015/10/21/chartex" xmlns:cx3="http://schemas.microsoft.com/office/drawing/2016/5/9/chartex" xmlns:cx4="http://schemas.microsoft.com/office/drawing/2016/5/10/chartex" xmlns:cx5="http://schemas.microsoft.com/office/drawing/2016/5/11/chartex" xmlns:cx6="http://schemas.microsoft.com/office/drawing/2016/5/12/chartex" xmlns:cx7="http://schemas.microsoft.com/office/drawing/2016/5/13/chartex" xmlns:cx8="http://schemas.microsoft.com/office/drawing/2016/5/14/chartex" xmlns:mc="http://schemas.openxmlformats.org/markup-compatibility/2006" xmlns:aink="http://schemas.microsoft.com/office/drawing/2016/ink" xmlns:am3d="http://schemas.microsoft.com/office/drawing/2017/model3d" xmlns:o="urn:schemas-microsoft-com:office:office" xmlns:oel="http://schemas.microsoft.com/office/2019/extlst" xmlns:r="http://schemas.openxmlformats.org/officeDocument/2006/relationships" xmlns:m="http://schemas.openxmlformats.org/officeDocument/2006/math" xmlns:v="urn:schemas-microsoft-com:vml" xmlns:wp14="http://schemas.microsoft.com/office/word/2010/wordprocessingDrawing" xmlns:wp="http://schemas.openxmlformats.org/drawingml/2006/wordprocessingDrawing" xmlns:w10="urn:schemas-microsoft-com:office:word" xmlns:w="http://schemas.openxmlformats.org/wordprocessingml/2006/main" xmlns:w14="http://schemas.microsoft.com/office/word/2010/wordml" xmlns:w15="http://schemas.microsoft.com/office/word/2012/wordml" xmlns:w16cex="http://schemas.microsoft.com/office/word/2018/wordml/cex" xmlns:w16cid="http://schemas.microsoft.com/office/word/2016/wordml/cid" xmlns:w16="http://schemas.microsoft.com/office/word/2018/wordml" xmlns:w16du="http://schemas.microsoft.com/office/word/2023/wordml/word16du" xmlns:w16sdtdh="http://schemas.microsoft.com/office/word/2020/wordml/sdtdatahash" xmlns:w16sdtfl="http://schemas.microsoft.com/office/word/2024/wordml/sdtformatlock" xmlns:w16se="http://schemas.microsoft.com/office/word/2015/wordml/symex" xmlns:wpg="http://schemas.microsoft.com/office/word/2010/wordprocessingGroup" xmlns:wpi="http://schemas.microsoft.com/office/word/2010/wordprocessingInk" xmlns:wne="http://schemas.microsoft.com/office/word/2006/wordml" xmlns:wps="http://schemas.microsoft.com/office/word/2010/wordprocessingShape" mc:Ignorable="w14 w15 w16se w16cid w16 w16cex w16sdtdh w16sdtfl w16du wp14">
+  <w:endnote w:type="separator" w:id="-1">
+    <w:p>
+      <w:pPr>
+        <w:spacing w:after="0" w:line="240" w:lineRule="auto"/>
+      </w:pPr>
+      <w:r>
+        <w:separator/>
+      </w:r>
+    </w:p>
+  </w:endnote>
+  <w:endnote w:type="continuationSeparator" w:id="0">
+    <w:p>
+      <w:pPr>
+        <w:spacing w:after="0" w:line="240" w:lineRule="auto"/>
+      </w:pPr>
+      <w:r>
+        <w:continuationSeparator/>
+      </w:r>
+    </w:p>
+  </w:endnote>
+</w:endnotes>
+</file>
+
+<file path=word/footnotes.xml><?xml version="1.0" encoding="utf-8"?>
+<w:footnotes xmlns:wpc="http://schemas.microsoft.com/office/word/2010/wordprocessingCanvas" xmlns:cx="http://schemas.microsoft.com/office/drawing/2014/chartex" xmlns:cx1="http://schemas.microsoft.com/office/drawing/2015/9/8/chartex" xmlns:cx2="http://schemas.microsoft.com/office/drawing/2015/10/21/chartex" xmlns:cx3="http://schemas.microsoft.com/office/drawing/2016/5/9/chartex" xmlns:cx4="http://schemas.microsoft.com/office/drawing/2016/5/10/chartex" xmlns:cx5="http://schemas.microsoft.com/office/drawing/2016/5/11/chartex" xmlns:cx6="http://schemas.microsoft.com/office/drawing/2016/5/12/chartex" xmlns:cx7="http://schemas.microsoft.com/office/drawing/2016/5/13/chartex" xmlns:cx8="http://schemas.microsoft.com/office/drawing/2016/5/14/chartex" xmlns:mc="http://schemas.openxmlformats.org/markup-compatibility/2006" xmlns:aink="http://schemas.microsoft.com/office/drawing/2016/ink" xmlns:am3d="http://schemas.microsoft.com/office/drawing/2017/model3d" xmlns:o="urn:schemas-microsoft-com:office:office" xmlns:oel="http://schemas.microsoft.com/office/2019/extlst" xmlns:r="http://schemas.openxmlformats.org/officeDocument/2006/relationships" xmlns:m="http://schemas.openxmlformats.org/officeDocument/2006/math" xmlns:v="urn:schemas-microsoft-com:vml" xmlns:wp14="http://schemas.microsoft.com/office/word/2010/wordprocessingDrawing" xmlns:wp="http://schemas.openxmlformats.org/drawingml/2006/wordprocessingDrawing" xmlns:w10="urn:schemas-microsoft-com:office:word" xmlns:w="http://schemas.openxmlformats.org/wordprocessingml/2006/main" xmlns:w14="http://schemas.microsoft.com/office/word/2010/wordml" xmlns:w15="http://schemas.microsoft.com/office/word/2012/wordml" xmlns:w16cex="http://schemas.microsoft.com/office/word/2018/wordml/cex" xmlns:w16cid="http://schemas.microsoft.com/office/word/2016/wordml/cid" xmlns:w16="http://schemas.microsoft.com/office/word/2018/wordml" xmlns:w16du="http://schemas.microsoft.com/office/word/2023/wordml/word16du" xmlns:w16sdtdh="http://schemas.microsoft.com/office/word/2020/wordml/sdtdatahash" xmlns:w16sdtfl="http://schemas.microsoft.com/office/word/2024/wordml/sdtformatlock" xmlns:w16se="http://schemas.microsoft.com/office/word/2015/wordml/symex" xmlns:wpg="http://schemas.microsoft.com/office/word/2010/wordprocessingGroup" xmlns:wpi="http://schemas.microsoft.com/office/word/2010/wordprocessingInk" xmlns:wne="http://schemas.microsoft.com/office/word/2006/wordml" xmlns:wps="http://schemas.microsoft.com/office/word/2010/wordprocessingShape" mc:Ignorable="w14 w15 w16se w16cid w16 w16cex w16sdtdh w16sdtfl w16du wp14">
+  <w:footnote w:type="separator" w:id="-1">
+    <w:p>
+      <w:pPr>
+        <w:spacing w:after="0" w:line="240" w:lineRule="auto"/>
+      </w:pPr>
+      <w:r>
+        <w:separator/>
+      </w:r>
+    </w:p>
+  </w:footnote>
+  <w:footnote w:type="continuationSeparator" w:id="0">
+    <w:p>
+      <w:pPr>
+        <w:spacing w:after="0" w:line="240" w:lineRule="auto"/>
+      </w:pPr>
+      <w:r>
+        <w:continuationSeparator/>
+      </w:r>
+    </w:p>
+  </w:footnote>
+</w:footnotes>
+</file>
+
+<file path=word/header1.xml><?xml version="1.0" encoding="utf-8"?>
+<w:hdr xmlns:wpc="http://schemas.microsoft.com/office/word/2010/wordprocessingCanvas" xmlns:cx="http://schemas.microsoft.com/office/drawing/2014/chartex" xmlns:cx1="http://schemas.microsoft.com/office/drawing/2015/9/8/chartex" xmlns:cx2="http://schemas.microsoft.com/office/drawing/2015/10/21/chartex" xmlns:cx3="http://schemas.microsoft.com/office/drawing/2016/5/9/chartex" xmlns:cx4="http://schemas.microsoft.com/office/drawing/2016/5/10/chartex" xmlns:cx5="http://schemas.microsoft.com/office/drawing/2016/5/11/chartex" xmlns:cx6="http://schemas.microsoft.com/office/drawing/2016/5/12/chartex" xmlns:cx7="http://schemas.microsoft.com/office/drawing/2016/5/13/chartex" xmlns:cx8="http://schemas.microsoft.com/office/drawing/2016/5/14/chartex" xmlns:mc="http://schemas.openxmlformats.org/markup-compatibility/2006" xmlns:aink="http://schemas.microsoft.com/office/drawing/2016/ink" xmlns:am3d="http://schemas.microsoft.com/office/drawing/2017/model3d" xmlns:o="urn:schemas-microsoft-com:office:office" xmlns:oel="http://schemas.microsoft.com/office/2019/extlst" xmlns:r="http://schemas.openxmlformats.org/officeDocument/2006/relationships" xmlns:m="http://schemas.openxmlformats.org/officeDocument/2006/math" xmlns:v="urn:schemas-microsoft-com:vml" xmlns:wp14="http://schemas.microsoft.com/office/word/2010/wordprocessingDrawing" xmlns:wp="http://schemas.openxmlformats.org/drawingml/2006/wordprocessingDrawing" xmlns:w10="urn:schemas-microsoft-com:office:word" xmlns:w="http://schemas.openxmlformats.org/wordprocessingml/2006/main" xmlns:w14="http://schemas.microsoft.com/office/word/2010/wordml" xmlns:w15="http://schemas.microsoft.com/office/word/2012/wordml" xmlns:w16cex="http://schemas.microsoft.com/office/word/2018/wordml/cex" xmlns:w16cid="http://schemas.microsoft.com/office/word/2016/wordml/cid" xmlns:w16="http://schemas.microsoft.com/office/word/2018/wordml" xmlns:w16du="http://schemas.microsoft.com/office/word/2023/wordml/word16du" xmlns:w16sdtdh="http://schemas.microsoft.com/office/word/2020/wordml/sdtdatahash" xmlns:w16sdtfl="http://schemas.microsoft.com/office/word/2024/wordml/sdtformatlock" xmlns:w16se="http://schemas.microsoft.com/office/word/2015/wordml/symex" xmlns:wpg="http://schemas.microsoft.com/office/word/2010/wordprocessingGroup" xmlns:wpi="http://schemas.microsoft.com/office/word/2010/wordprocessingInk" xmlns:wne="http://schemas.microsoft.com/office/word/2006/wordml" xmlns:wps="http://schemas.microsoft.com/office/word/2010/wordprocessingShape" mc:Ignorable="w14 w15 w16se w16cid w16 w16cex w16sdtdh w16sdtfl w16du wp14">
+  <w:sdt>
+    <w:sdtPr>
+      <w:rPr>
+        <w:rStyle w:val="PageNumber"/>
+      </w:rPr>
+      <w:id w:val="2012173781"/>
+      <w:docPartObj>
+        <w:docPartGallery w:val="Page Numbers (Top of Page)"/>
+        <w:docPartUnique/>
+      </w:docPartObj>
+    </w:sdtPr>
+    <w:sdtContent>
+      <w:p>
+        <w:pPr>
+          <w:pStyle w:val="Header"/>
+          <w:framePr w:wrap="none" w:vAnchor="text" w:hAnchor="margin" w:xAlign="right" w:y="1"/>
+          <w:rPr>
+            <w:rStyle w:val="PageNumber"/>
+          </w:rPr>
+        </w:pPr>
+        <w:r>
+          <w:rPr>
+            <w:rStyle w:val="PageNumber"/>
+          </w:rPr>
+          <w:fldChar w:fldCharType="begin"/>
+        </w:r>
+        <w:r>
+          <w:rPr>
+            <w:rStyle w:val="PageNumber"/>
+          </w:rPr>
+          <w:instrText xml:space="preserve"> PAGE </w:instrText>
+        </w:r>
+        <w:r>
+          <w:rPr>
+            <w:rStyle w:val="PageNumber"/>
+          </w:rPr>
+          <w:fldChar w:fldCharType="separate"/>
+        </w:r>
+        <w:r>
+          <w:rPr>
+            <w:rStyle w:val="PageNumber"/>
+          </w:rPr>
+          <w:fldChar w:fldCharType="end"/>
+        </w:r>
+      </w:p>
+    </w:sdtContent>
+  </w:sdt>
+  <w:p>
+    <w:pPr>
+      <w:pStyle w:val="Header"/>
+      <w:ind w:right="360"/>
+    </w:pPr>
+  </w:p>
+</w:hdr>
+</file>
+
+<file path=word/header2.xml><?xml version="1.0" encoding="utf-8"?>
+<w:hdr xmlns:wpc="http://schemas.microsoft.com/office/word/2010/wordprocessingCanvas" xmlns:cx="http://schemas.microsoft.com/office/drawing/2014/chartex" xmlns:cx1="http://schemas.microsoft.com/office/drawing/2015/9/8/chartex" xmlns:cx2="http://schemas.microsoft.com/office/drawing/2015/10/21/chartex" xmlns:cx3="http://schemas.microsoft.com/office/drawing/2016/5/9/chartex" xmlns:cx4="http://schemas.microsoft.com/office/drawing/2016/5/10/chartex" xmlns:cx5="http://schemas.microsoft.com/office/drawing/2016/5/11/chartex" xmlns:cx6="http://schemas.microsoft.com/office/drawing/2016/5/12/chartex" xmlns:cx7="http://schemas.microsoft.com/office/drawing/2016/5/13/chartex" xmlns:cx8="http://schemas.microsoft.com/office/drawing/2016/5/14/chartex" xmlns:mc="http://schemas.openxmlformats.org/markup-compatibility/2006" xmlns:aink="http://schemas.microsoft.com/office/drawing/2016/ink" xmlns:am3d="http://schemas.microsoft.com/office/drawing/2017/model3d" xmlns:o="urn:schemas-microsoft-com:office:office" xmlns:oel="http://schemas.microsoft.com/office/2019/extlst" xmlns:r="http://schemas.openxmlformats.org/officeDocument/2006/relationships" xmlns:m="http://schemas.openxmlformats.org/officeDocument/2006/math" xmlns:v="urn:schemas-microsoft-com:vml" xmlns:wp14="http://schemas.microsoft.com/office/word/2010/wordprocessingDrawing" xmlns:wp="http://schemas.openxmlformats.org/drawingml/2006/wordprocessingDrawing" xmlns:w10="urn:schemas-microsoft-com:office:word" xmlns:w="http://schemas.openxmlformats.org/wordprocessingml/2006/main" xmlns:w14="http://schemas.microsoft.com/office/word/2010/wordml" xmlns:w15="http://schemas.microsoft.com/office/word/2012/wordml" xmlns:w16cex="http://schemas.microsoft.com/office/word/2018/wordml/cex" xmlns:w16cid="http://schemas.microsoft.com/office/word/2016/wordml/cid" xmlns:w16="http://schemas.microsoft.com/office/word/2018/wordml" xmlns:w16du="http://schemas.microsoft.com/office/word/2023/wordml/word16du" xmlns:w16sdtdh="http://schemas.microsoft.com/office/word/2020/wordml/sdtdatahash" xmlns:w16sdtfl="http://schemas.microsoft.com/office/word/2024/wordml/sdtformatlock" xmlns:w16se="http://schemas.microsoft.com/office/word/2015/wordml/symex" xmlns:wpg="http://schemas.microsoft.com/office/word/2010/wordprocessingGroup" xmlns:wpi="http://schemas.microsoft.com/office/word/2010/wordprocessingInk" xmlns:wne="http://schemas.microsoft.com/office/word/2006/wordml" xmlns:wps="http://schemas.microsoft.com/office/word/2010/wordprocessingShape" mc:Ignorable="w14 w15 w16se w16cid w16 w16cex w16sdtdh w16sdtfl w16du wp14">
+  <w:sdt>
+    <w:sdtPr>
+      <w:rPr>
+        <w:rStyle w:val="PageNumber"/>
+      </w:rPr>
+      <w:id w:val="1244450174"/>
+      <w:docPartObj>
+        <w:docPartGallery w:val="Page Numbers (Top of Page)"/>
+        <w:docPartUnique/>
+      </w:docPartObj>
+    </w:sdtPr>
+    <w:sdtContent>
+      <w:p>
+        <w:pPr>
+          <w:pStyle w:val="Header"/>
+          <w:framePr w:wrap="none" w:vAnchor="text" w:hAnchor="margin" w:xAlign="right" w:y="1"/>
+          <w:rPr>
+            <w:rStyle w:val="PageNumber"/>
+          </w:rPr>
+        </w:pPr>
+        <w:r>
+          <w:rPr>
+            <w:rStyle w:val="PageNumber"/>
+          </w:rPr>
+          <w:fldChar w:fldCharType="begin"/>
+        </w:r>
+        <w:r>
+          <w:rPr>
+            <w:rStyle w:val="PageNumber"/>
+          </w:rPr>
+          <w:instrText xml:space="preserve"> PAGE </w:instrText>
+        </w:r>
+        <w:r>
+          <w:rPr>
+            <w:rStyle w:val="PageNumber"/>
+          </w:rPr>
+          <w:fldChar w:fldCharType="separate"/>
+        </w:r>
+        <w:r>
+          <w:rPr>
+            <w:rStyle w:val="PageNumber"/>
+            <w:noProof/>
+          </w:rPr>
+          <w:t>1</w:t>
+        </w:r>
+        <w:r>
+          <w:rPr>
+            <w:rStyle w:val="PageNumber"/>
+          </w:rPr>
+          <w:fldChar w:fldCharType="end"/>
+        </w:r>
+      </w:p>
+    </w:sdtContent>
+  </w:sdt>
+  <w:p>
+    <w:pPr>
+      <w:pStyle w:val="Header"/>
+      <w:ind w:right="360"/>
+    </w:pPr>
+  </w:p>
+</w:hdr>
 </file>
 
 <file path=word/numbering.xml><?xml version="1.0" encoding="utf-8"?>
@@ -3596,7 +4210,6 @@
     <w:name w:val="Hyperlink"/>
     <w:basedOn w:val="DefaultParagraphFont"/>
     <w:uiPriority w:val="99"/>
-    <w:semiHidden/>
     <w:unhideWhenUsed/>
     <w:rsid w:val="00AF5679"/>
     <w:rPr>
@@ -4160,6 +4773,239 @@
         </w:tcBorders>
       </w:tcPr>
     </w:tblStylePr>
+  </w:style>
+  <w:style w:type="paragraph" w:styleId="Header">
+    <w:name w:val="header"/>
+    <w:basedOn w:val="Normal"/>
+    <w:link w:val="HeaderChar"/>
+    <w:uiPriority w:val="99"/>
+    <w:unhideWhenUsed/>
+    <w:rsid w:val="00590095"/>
+    <w:pPr>
+      <w:tabs>
+        <w:tab w:val="center" w:pos="4680"/>
+        <w:tab w:val="right" w:pos="9360"/>
+      </w:tabs>
+      <w:spacing w:after="0" w:line="240" w:lineRule="auto"/>
+    </w:pPr>
+  </w:style>
+  <w:style w:type="character" w:customStyle="1" w:styleId="HeaderChar">
+    <w:name w:val="Header Char"/>
+    <w:basedOn w:val="DefaultParagraphFont"/>
+    <w:link w:val="Header"/>
+    <w:uiPriority w:val="99"/>
+    <w:rsid w:val="00590095"/>
+  </w:style>
+  <w:style w:type="character" w:styleId="PageNumber">
+    <w:name w:val="page number"/>
+    <w:basedOn w:val="DefaultParagraphFont"/>
+    <w:uiPriority w:val="99"/>
+    <w:semiHidden/>
+    <w:unhideWhenUsed/>
+    <w:rsid w:val="00590095"/>
+  </w:style>
+  <w:style w:type="character" w:styleId="UnresolvedMention">
+    <w:name w:val="Unresolved Mention"/>
+    <w:basedOn w:val="DefaultParagraphFont"/>
+    <w:uiPriority w:val="99"/>
+    <w:semiHidden/>
+    <w:unhideWhenUsed/>
+    <w:rsid w:val="00590095"/>
+    <w:rPr>
+      <w:color w:val="605E5C"/>
+      <w:shd w:val="clear" w:color="auto" w:fill="E1DFDD"/>
+    </w:rPr>
+  </w:style>
+  <w:style w:type="character" w:styleId="FollowedHyperlink">
+    <w:name w:val="FollowedHyperlink"/>
+    <w:basedOn w:val="DefaultParagraphFont"/>
+    <w:uiPriority w:val="99"/>
+    <w:semiHidden/>
+    <w:unhideWhenUsed/>
+    <w:rsid w:val="00590095"/>
+    <w:rPr>
+      <w:color w:val="96607D" w:themeColor="followedHyperlink"/>
+      <w:u w:val="single"/>
+    </w:rPr>
+  </w:style>
+  <w:style w:type="paragraph" w:styleId="TOCHeading">
+    <w:name w:val="TOC Heading"/>
+    <w:basedOn w:val="Heading1"/>
+    <w:next w:val="Normal"/>
+    <w:uiPriority w:val="39"/>
+    <w:unhideWhenUsed/>
+    <w:qFormat/>
+    <w:rsid w:val="005240C0"/>
+    <w:pPr>
+      <w:spacing w:before="480" w:after="0" w:line="276" w:lineRule="auto"/>
+      <w:outlineLvl w:val="9"/>
+    </w:pPr>
+    <w:rPr>
+      <w:b/>
+      <w:bCs/>
+      <w:kern w:val="0"/>
+      <w:sz w:val="28"/>
+      <w:szCs w:val="28"/>
+      <w14:ligatures w14:val="none"/>
+    </w:rPr>
+  </w:style>
+  <w:style w:type="paragraph" w:styleId="TOC1">
+    <w:name w:val="toc 1"/>
+    <w:basedOn w:val="Normal"/>
+    <w:next w:val="Normal"/>
+    <w:autoRedefine/>
+    <w:uiPriority w:val="39"/>
+    <w:unhideWhenUsed/>
+    <w:rsid w:val="005240C0"/>
+    <w:pPr>
+      <w:spacing w:before="120" w:after="120"/>
+    </w:pPr>
+    <w:rPr>
+      <w:b/>
+      <w:bCs/>
+      <w:caps/>
+      <w:sz w:val="20"/>
+      <w:szCs w:val="20"/>
+    </w:rPr>
+  </w:style>
+  <w:style w:type="paragraph" w:styleId="TOC2">
+    <w:name w:val="toc 2"/>
+    <w:basedOn w:val="Normal"/>
+    <w:next w:val="Normal"/>
+    <w:autoRedefine/>
+    <w:uiPriority w:val="39"/>
+    <w:unhideWhenUsed/>
+    <w:rsid w:val="005240C0"/>
+    <w:pPr>
+      <w:spacing w:after="0"/>
+      <w:ind w:left="240"/>
+    </w:pPr>
+    <w:rPr>
+      <w:smallCaps/>
+      <w:sz w:val="20"/>
+      <w:szCs w:val="20"/>
+    </w:rPr>
+  </w:style>
+  <w:style w:type="paragraph" w:styleId="TOC3">
+    <w:name w:val="toc 3"/>
+    <w:basedOn w:val="Normal"/>
+    <w:next w:val="Normal"/>
+    <w:autoRedefine/>
+    <w:uiPriority w:val="39"/>
+    <w:unhideWhenUsed/>
+    <w:rsid w:val="005240C0"/>
+    <w:pPr>
+      <w:spacing w:after="0"/>
+      <w:ind w:left="480"/>
+    </w:pPr>
+    <w:rPr>
+      <w:i/>
+      <w:iCs/>
+      <w:sz w:val="20"/>
+      <w:szCs w:val="20"/>
+    </w:rPr>
+  </w:style>
+  <w:style w:type="paragraph" w:styleId="TOC4">
+    <w:name w:val="toc 4"/>
+    <w:basedOn w:val="Normal"/>
+    <w:next w:val="Normal"/>
+    <w:autoRedefine/>
+    <w:uiPriority w:val="39"/>
+    <w:unhideWhenUsed/>
+    <w:rsid w:val="005240C0"/>
+    <w:pPr>
+      <w:spacing w:after="0"/>
+      <w:ind w:left="720"/>
+    </w:pPr>
+    <w:rPr>
+      <w:sz w:val="18"/>
+      <w:szCs w:val="18"/>
+    </w:rPr>
+  </w:style>
+  <w:style w:type="paragraph" w:styleId="TOC5">
+    <w:name w:val="toc 5"/>
+    <w:basedOn w:val="Normal"/>
+    <w:next w:val="Normal"/>
+    <w:autoRedefine/>
+    <w:uiPriority w:val="39"/>
+    <w:unhideWhenUsed/>
+    <w:rsid w:val="005240C0"/>
+    <w:pPr>
+      <w:spacing w:after="0"/>
+      <w:ind w:left="960"/>
+    </w:pPr>
+    <w:rPr>
+      <w:sz w:val="18"/>
+      <w:szCs w:val="18"/>
+    </w:rPr>
+  </w:style>
+  <w:style w:type="paragraph" w:styleId="TOC6">
+    <w:name w:val="toc 6"/>
+    <w:basedOn w:val="Normal"/>
+    <w:next w:val="Normal"/>
+    <w:autoRedefine/>
+    <w:uiPriority w:val="39"/>
+    <w:unhideWhenUsed/>
+    <w:rsid w:val="005240C0"/>
+    <w:pPr>
+      <w:spacing w:after="0"/>
+      <w:ind w:left="1200"/>
+    </w:pPr>
+    <w:rPr>
+      <w:sz w:val="18"/>
+      <w:szCs w:val="18"/>
+    </w:rPr>
+  </w:style>
+  <w:style w:type="paragraph" w:styleId="TOC7">
+    <w:name w:val="toc 7"/>
+    <w:basedOn w:val="Normal"/>
+    <w:next w:val="Normal"/>
+    <w:autoRedefine/>
+    <w:uiPriority w:val="39"/>
+    <w:unhideWhenUsed/>
+    <w:rsid w:val="005240C0"/>
+    <w:pPr>
+      <w:spacing w:after="0"/>
+      <w:ind w:left="1440"/>
+    </w:pPr>
+    <w:rPr>
+      <w:sz w:val="18"/>
+      <w:szCs w:val="18"/>
+    </w:rPr>
+  </w:style>
+  <w:style w:type="paragraph" w:styleId="TOC8">
+    <w:name w:val="toc 8"/>
+    <w:basedOn w:val="Normal"/>
+    <w:next w:val="Normal"/>
+    <w:autoRedefine/>
+    <w:uiPriority w:val="39"/>
+    <w:unhideWhenUsed/>
+    <w:rsid w:val="005240C0"/>
+    <w:pPr>
+      <w:spacing w:after="0"/>
+      <w:ind w:left="1680"/>
+    </w:pPr>
+    <w:rPr>
+      <w:sz w:val="18"/>
+      <w:szCs w:val="18"/>
+    </w:rPr>
+  </w:style>
+  <w:style w:type="paragraph" w:styleId="TOC9">
+    <w:name w:val="toc 9"/>
+    <w:basedOn w:val="Normal"/>
+    <w:next w:val="Normal"/>
+    <w:autoRedefine/>
+    <w:uiPriority w:val="39"/>
+    <w:unhideWhenUsed/>
+    <w:rsid w:val="005240C0"/>
+    <w:pPr>
+      <w:spacing w:after="0"/>
+      <w:ind w:left="1920"/>
+    </w:pPr>
+    <w:rPr>
+      <w:sz w:val="18"/>
+      <w:szCs w:val="18"/>
+    </w:rPr>
   </w:style>
 </w:styles>
 </file>
@@ -4457,4 +5303,16 @@
     </a:ext>
   </a:extLst>
 </a:theme>
+</file>
+
+<file path=customXml/item1.xml><?xml version="1.0" encoding="utf-8"?>
+<b:Sources xmlns:b="http://schemas.openxmlformats.org/officeDocument/2006/bibliography" xmlns="http://schemas.openxmlformats.org/officeDocument/2006/bibliography" SelectedStyle="/APASixthEditionOfficeOnline.xsl" StyleName="APA" Version="6"/>
+</file>
+
+<file path=customXml/itemProps1.xml><?xml version="1.0" encoding="utf-8"?>
+<ds:datastoreItem xmlns:ds="http://schemas.openxmlformats.org/officeDocument/2006/customXml" ds:itemID="{75844FA3-8AD5-8948-9B81-3D0CBFFA8FDE}">
+  <ds:schemaRefs>
+    <ds:schemaRef ds:uri="http://schemas.openxmlformats.org/officeDocument/2006/bibliography"/>
+  </ds:schemaRefs>
+</ds:datastoreItem>
 </file>
--- a/cpt209 Computer Systems Management/sConboyPcPurchaseProject.docx
+++ b/cpt209 Computer Systems Management/sConboyPcPurchaseProject.docx
@@ -6,6 +6,7 @@
       <w:pPr>
         <w:pStyle w:val="Heading1"/>
         <w:spacing w:before="0" w:after="120" w:line="240" w:lineRule="auto"/>
+        <w:jc w:val="center"/>
         <w:rPr>
           <w:rFonts w:asciiTheme="minorHAnsi" w:hAnsiTheme="minorHAnsi"/>
           <w:b/>
@@ -37,6 +38,7 @@
       <w:pPr>
         <w:pStyle w:val="Heading1"/>
         <w:spacing w:before="0" w:after="120" w:line="240" w:lineRule="auto"/>
+        <w:jc w:val="center"/>
         <w:rPr>
           <w:rFonts w:asciiTheme="minorHAnsi" w:hAnsiTheme="minorHAnsi"/>
           <w:b/>
@@ -68,6 +70,7 @@
       <w:pPr>
         <w:pStyle w:val="Heading1"/>
         <w:spacing w:before="0" w:after="120" w:line="240" w:lineRule="auto"/>
+        <w:jc w:val="center"/>
         <w:rPr>
           <w:rFonts w:asciiTheme="minorHAnsi" w:hAnsiTheme="minorHAnsi"/>
           <w:b/>
@@ -118,6 +121,142 @@
           <w:bCs/>
         </w:rPr>
       </w:pPr>
+    </w:p>
+    <w:p>
+      <w:pPr>
+        <w:rPr>
+          <w:b/>
+          <w:bCs/>
+        </w:rPr>
+      </w:pPr>
+    </w:p>
+    <w:p>
+      <w:pPr>
+        <w:rPr>
+          <w:b/>
+          <w:bCs/>
+        </w:rPr>
+      </w:pPr>
+    </w:p>
+    <w:p>
+      <w:pPr>
+        <w:rPr>
+          <w:b/>
+          <w:bCs/>
+        </w:rPr>
+      </w:pPr>
+    </w:p>
+    <w:p>
+      <w:pPr>
+        <w:rPr>
+          <w:b/>
+          <w:bCs/>
+        </w:rPr>
+      </w:pPr>
+    </w:p>
+    <w:p>
+      <w:pPr>
+        <w:rPr>
+          <w:b/>
+          <w:bCs/>
+        </w:rPr>
+      </w:pPr>
+    </w:p>
+    <w:p>
+      <w:pPr>
+        <w:rPr>
+          <w:b/>
+          <w:bCs/>
+        </w:rPr>
+      </w:pPr>
+    </w:p>
+    <w:p>
+      <w:pPr>
+        <w:rPr>
+          <w:b/>
+          <w:bCs/>
+        </w:rPr>
+      </w:pPr>
+    </w:p>
+    <w:p>
+      <w:pPr>
+        <w:rPr>
+          <w:b/>
+          <w:bCs/>
+        </w:rPr>
+      </w:pPr>
+    </w:p>
+    <w:p>
+      <w:pPr>
+        <w:rPr>
+          <w:b/>
+          <w:bCs/>
+        </w:rPr>
+      </w:pPr>
+    </w:p>
+    <w:p>
+      <w:pPr>
+        <w:rPr>
+          <w:b/>
+          <w:bCs/>
+        </w:rPr>
+      </w:pPr>
+      <w:r>
+        <w:rPr>
+          <w:b/>
+          <w:bCs/>
+          <w:noProof/>
+        </w:rPr>
+        <w:drawing>
+          <wp:inline distT="0" distB="0" distL="0" distR="0" wp14:anchorId="000B1669" wp14:editId="6B00393A">
+            <wp:extent cx="5943600" cy="2135505"/>
+            <wp:effectExtent l="0" t="0" r="0" b="0"/>
+            <wp:docPr id="1397273158" name="Picture 2"/>
+            <wp:cNvGraphicFramePr>
+              <a:graphicFrameLocks xmlns:a="http://schemas.openxmlformats.org/drawingml/2006/main" noChangeAspect="1"/>
+            </wp:cNvGraphicFramePr>
+            <a:graphic xmlns:a="http://schemas.openxmlformats.org/drawingml/2006/main">
+              <a:graphicData uri="http://schemas.openxmlformats.org/drawingml/2006/picture">
+                <pic:pic xmlns:pic="http://schemas.openxmlformats.org/drawingml/2006/picture">
+                  <pic:nvPicPr>
+                    <pic:cNvPr id="1397273158" name="Picture 1397273158"/>
+                    <pic:cNvPicPr/>
+                  </pic:nvPicPr>
+                  <pic:blipFill>
+                    <a:blip r:embed="rId8">
+                      <a:extLst>
+                        <a:ext uri="{28A0092B-C50C-407E-A947-70E740481C1C}">
+                          <a14:useLocalDpi xmlns:a14="http://schemas.microsoft.com/office/drawing/2010/main" val="0"/>
+                        </a:ext>
+                      </a:extLst>
+                    </a:blip>
+                    <a:stretch>
+                      <a:fillRect/>
+                    </a:stretch>
+                  </pic:blipFill>
+                  <pic:spPr>
+                    <a:xfrm>
+                      <a:off x="0" y="0"/>
+                      <a:ext cx="5943600" cy="2135505"/>
+                    </a:xfrm>
+                    <a:prstGeom prst="rect">
+                      <a:avLst/>
+                    </a:prstGeom>
+                  </pic:spPr>
+                </pic:pic>
+              </a:graphicData>
+            </a:graphic>
+          </wp:inline>
+        </w:drawing>
+      </w:r>
+    </w:p>
+    <w:p>
+      <w:pPr>
+        <w:rPr>
+          <w:b/>
+          <w:bCs/>
+        </w:rPr>
+      </w:pPr>
       <w:r>
         <w:rPr>
           <w:b/>
@@ -250,6 +389,16 @@
     <w:bookmarkStart w:id="9" w:name="_Toc230162021" w:displacedByCustomXml="next"/>
     <w:sdt>
       <w:sdtPr>
+        <w:rPr>
+          <w:rFonts w:asciiTheme="minorHAnsi" w:eastAsiaTheme="minorHAnsi" w:hAnsiTheme="minorHAnsi" w:cstheme="minorBidi"/>
+          <w:b w:val="0"/>
+          <w:bCs w:val="0"/>
+          <w:color w:val="auto"/>
+          <w:kern w:val="2"/>
+          <w:sz w:val="24"/>
+          <w:szCs w:val="24"/>
+          <w14:ligatures w14:val="standardContextual"/>
+        </w:rPr>
         <w:id w:val="1674606632"/>
         <w:docPartObj>
           <w:docPartGallery w:val="Table of Contents"/>
@@ -258,13 +407,7 @@
       </w:sdtPr>
       <w:sdtEndPr>
         <w:rPr>
-          <w:rFonts w:asciiTheme="minorHAnsi" w:eastAsiaTheme="minorHAnsi" w:hAnsiTheme="minorHAnsi" w:cstheme="minorBidi"/>
           <w:noProof/>
-          <w:color w:val="auto"/>
-          <w:kern w:val="2"/>
-          <w:sz w:val="24"/>
-          <w:szCs w:val="24"/>
-          <w14:ligatures w14:val="standardContextual"/>
         </w:rPr>
       </w:sdtEndPr>
       <w:sdtContent>
@@ -903,30 +1046,14 @@
           <w:bCs/>
         </w:rPr>
       </w:pPr>
-      <w:hyperlink r:id="rId8" w:history="1">
+      <w:hyperlink r:id="rId9" w:history="1">
         <w:r>
           <w:rPr>
             <w:rStyle w:val="Hyperlink"/>
             <w:b/>
             <w:bCs/>
           </w:rPr>
-          <w:t>https://www.indeed.com/jobs?q=software+developer&amp;l=Atlanta%2C+GA&amp;radius=50&amp;from=searchOnDesktopSerp%2Cwhe</w:t>
-        </w:r>
-        <w:r>
-          <w:rPr>
-            <w:rStyle w:val="Hyperlink"/>
-            <w:b/>
-            <w:bCs/>
-          </w:rPr>
-          <w:t>r</w:t>
-        </w:r>
-        <w:r>
-          <w:rPr>
-            <w:rStyle w:val="Hyperlink"/>
-            <w:b/>
-            <w:bCs/>
-          </w:rPr>
-          <w:t>eautocomplete&amp;vjk=662f2287dd40e7f9</w:t>
+          <w:t>https://www.indeed.com/jobs?q=software+developer&amp;l=Atlanta%2C+GA&amp;radius=50&amp;from=searchOnDesktopSerp%2Cwhereautocomplete&amp;vjk=662f2287dd40e7f9</w:t>
         </w:r>
       </w:hyperlink>
     </w:p>
@@ -1034,7 +1161,7 @@
           <w:bCs/>
         </w:rPr>
       </w:pPr>
-      <w:hyperlink r:id="rId9" w:tgtFrame="_blank" w:history="1">
+      <w:hyperlink r:id="rId10" w:tgtFrame="_blank" w:history="1">
         <w:r>
           <w:rPr>
             <w:rStyle w:val="Hyperlink"/>
@@ -1104,7 +1231,7 @@
           <w:bCs/>
         </w:rPr>
       </w:pPr>
-      <w:hyperlink r:id="rId10" w:tgtFrame="_blank" w:history="1">
+      <w:hyperlink r:id="rId11" w:tgtFrame="_blank" w:history="1">
         <w:r>
           <w:rPr>
             <w:rStyle w:val="Hyperlink"/>
@@ -1174,7 +1301,7 @@
           <w:bCs/>
         </w:rPr>
       </w:pPr>
-      <w:hyperlink r:id="rId11" w:tgtFrame="_blank" w:history="1">
+      <w:hyperlink r:id="rId12" w:tgtFrame="_blank" w:history="1">
         <w:r>
           <w:rPr>
             <w:rStyle w:val="Hyperlink"/>
@@ -1244,7 +1371,7 @@
           <w:bCs/>
         </w:rPr>
       </w:pPr>
-      <w:hyperlink r:id="rId12" w:tgtFrame="_blank" w:history="1">
+      <w:hyperlink r:id="rId13" w:tgtFrame="_blank" w:history="1">
         <w:r>
           <w:rPr>
             <w:rStyle w:val="Hyperlink"/>
@@ -1314,7 +1441,7 @@
           <w:bCs/>
         </w:rPr>
       </w:pPr>
-      <w:hyperlink r:id="rId13" w:tgtFrame="_blank" w:history="1">
+      <w:hyperlink r:id="rId14" w:tgtFrame="_blank" w:history="1">
         <w:r>
           <w:rPr>
             <w:rStyle w:val="Hyperlink"/>
@@ -1384,7 +1511,7 @@
           <w:bCs/>
         </w:rPr>
       </w:pPr>
-      <w:hyperlink r:id="rId14" w:tgtFrame="_blank" w:history="1">
+      <w:hyperlink r:id="rId15" w:tgtFrame="_blank" w:history="1">
         <w:r>
           <w:rPr>
             <w:rStyle w:val="Hyperlink"/>
@@ -1470,7 +1597,7 @@
           <w:bCs/>
         </w:rPr>
       </w:pPr>
-      <w:hyperlink r:id="rId15" w:tgtFrame="_blank" w:history="1">
+      <w:hyperlink r:id="rId16" w:tgtFrame="_blank" w:history="1">
         <w:r>
           <w:rPr>
             <w:rStyle w:val="Hyperlink"/>
@@ -1540,7 +1667,7 @@
           <w:bCs/>
         </w:rPr>
       </w:pPr>
-      <w:hyperlink r:id="rId16" w:tgtFrame="_blank" w:history="1">
+      <w:hyperlink r:id="rId17" w:tgtFrame="_blank" w:history="1">
         <w:r>
           <w:rPr>
             <w:rStyle w:val="Hyperlink"/>
@@ -1769,45 +1896,6 @@
         </w:rPr>
         <w:t xml:space="preserve"> $25 fee.)</w:t>
       </w:r>
-    </w:p>
-    <w:p>
-      <w:pPr>
-        <w:rPr>
-          <w:b/>
-          <w:bCs/>
-        </w:rPr>
-      </w:pPr>
-    </w:p>
-    <w:p>
-      <w:pPr>
-        <w:rPr>
-          <w:b/>
-          <w:bCs/>
-        </w:rPr>
-      </w:pPr>
-    </w:p>
-    <w:p>
-      <w:pPr>
-        <w:rPr>
-          <w:b/>
-          <w:bCs/>
-        </w:rPr>
-      </w:pPr>
-      <w:r>
-        <w:rPr>
-          <w:b/>
-          <w:bCs/>
-        </w:rPr>
-        <w:t>(A hyperlink to each component should be included either in this document or on the Excel spreadsheet.)</w:t>
-      </w:r>
-    </w:p>
-    <w:p>
-      <w:pPr>
-        <w:rPr>
-          <w:b/>
-          <w:bCs/>
-        </w:rPr>
-      </w:pPr>
       <w:r>
         <w:rPr>
           <w:b/>
@@ -1867,7 +1955,7 @@
                     <pic:cNvPicPr/>
                   </pic:nvPicPr>
                   <pic:blipFill>
-                    <a:blip r:embed="rId17">
+                    <a:blip r:embed="rId18">
                       <a:extLst>
                         <a:ext uri="{28A0092B-C50C-407E-A947-70E740481C1C}">
                           <a14:useLocalDpi xmlns:a14="http://schemas.microsoft.com/office/drawing/2010/main" val="0"/>
@@ -2984,8 +3072,8 @@
       </w:r>
     </w:p>
     <w:sectPr>
-      <w:headerReference w:type="even" r:id="rId18"/>
-      <w:headerReference w:type="default" r:id="rId19"/>
+      <w:headerReference w:type="even" r:id="rId19"/>
+      <w:headerReference w:type="default" r:id="rId20"/>
       <w:pgSz w:w="12240" w:h="15840"/>
       <w:pgMar w:top="1440" w:right="1440" w:bottom="1440" w:left="1440" w:header="720" w:footer="720" w:gutter="0"/>
       <w:cols w:space="720"/>
@@ -3059,6 +3147,11 @@
         <w:docPartUnique/>
       </w:docPartObj>
     </w:sdtPr>
+    <w:sdtEndPr>
+      <w:rPr>
+        <w:rStyle w:val="PageNumber"/>
+      </w:rPr>
+    </w:sdtEndPr>
     <w:sdtContent>
       <w:p>
         <w:pPr>
@@ -3117,6 +3210,11 @@
         <w:docPartUnique/>
       </w:docPartObj>
     </w:sdtPr>
+    <w:sdtEndPr>
+      <w:rPr>
+        <w:rStyle w:val="PageNumber"/>
+      </w:rPr>
+    </w:sdtEndPr>
     <w:sdtContent>
       <w:p>
         <w:pPr>
